--- a/analysis_code/Benthic/Criteria D/Criteria_D_Analysis_NCRA_Comoros.docx
+++ b/analysis_code/Benthic/Criteria D/Criteria_D_Analysis_NCRA_Comoros.docx
@@ -59,7 +59,7 @@
         <w:pStyle w:val="Date"/>
       </w:pPr>
       <w:r>
-        <w:t xml:space="preserve">2024-12-05</w:t>
+        <w:t xml:space="preserve">2025-03-26</w:t>
       </w:r>
     </w:p>
     <w:sdt>
@@ -130,16 +130,13 @@
         <w:t xml:space="preserve"> </w:t>
       </w:r>
       <w:r>
-        <w:t xml:space="preserve">-Juvenile-Manuscript</w:t>
-      </w:r>
-      <w:r>
-        <w:t xml:space="preserve">NCRA</w:t>
-      </w:r>
-      <w:r>
-        <w:t xml:space="preserve">_code</w:t>
-      </w:r>
-      <w:r>
-        <w:t xml:space="preserve">D.</w:t>
+        <w:rPr>
+          <w:rStyle w:val="VerbatimChar"/>
+        </w:rPr>
+        <w:t xml:space="preserve">\Coral-Juvenile-Manuscript\Comoro NCRA\analysis_code\Benthic\Criteria D</w:t>
+      </w:r>
+      <w:r>
+        <w:t xml:space="preserve">.</w:t>
       </w:r>
     </w:p>
     <w:bookmarkEnd w:id="21"/>
@@ -153,7 +150,7 @@
       </w:r>
     </w:p>
     <w:bookmarkEnd w:id="22"/>
-    <w:bookmarkStart w:id="37" w:name="evaluate-criteria-d"/>
+    <w:bookmarkStart w:id="43" w:name="evaluate-criteria-d"/>
     <w:p>
       <w:pPr>
         <w:pStyle w:val="Heading1"/>
@@ -162,7 +159,7 @@
         <w:t xml:space="preserve">4. Evaluate Criteria D</w:t>
       </w:r>
     </w:p>
-    <w:bookmarkStart w:id="29" w:name="hard-coral"/>
+    <w:bookmarkStart w:id="32" w:name="hard-coral"/>
     <w:p>
       <w:pPr>
         <w:pStyle w:val="Heading2"/>
@@ -228,14 +225,2679 @@
     </w:p>
     <w:p>
       <w:pPr>
-        <w:pStyle w:val="CaptionedFigure"/>
+        <w:pStyle w:val="SourceCode"/>
+      </w:pPr>
+      <w:r>
+        <w:rPr>
+          <w:rStyle w:val="CommentTok"/>
+        </w:rPr>
+        <w:t xml:space="preserve"># Load the shapefile of Comoros (replace with the correct path)</w:t>
+      </w:r>
+      <w:r>
+        <w:br/>
+      </w:r>
+      <w:r>
+        <w:rPr>
+          <w:rStyle w:val="NormalTok"/>
+        </w:rPr>
+        <w:t xml:space="preserve">comoros_map </w:t>
+      </w:r>
+      <w:r>
+        <w:rPr>
+          <w:rStyle w:val="OtherTok"/>
+        </w:rPr>
+        <w:t xml:space="preserve">&lt;-</w:t>
+      </w:r>
+      <w:r>
+        <w:rPr>
+          <w:rStyle w:val="NormalTok"/>
+        </w:rPr>
+        <w:t xml:space="preserve"> </w:t>
+      </w:r>
+      <w:r>
+        <w:rPr>
+          <w:rStyle w:val="FunctionTok"/>
+        </w:rPr>
+        <w:t xml:space="preserve">st_read</w:t>
+      </w:r>
+      <w:r>
+        <w:rPr>
+          <w:rStyle w:val="NormalTok"/>
+        </w:rPr>
+        <w:t xml:space="preserve">(</w:t>
+      </w:r>
+      <w:r>
+        <w:rPr>
+          <w:rStyle w:val="StringTok"/>
+        </w:rPr>
+        <w:t xml:space="preserve">"../../../data_raw/spatial/ne_10m_admin_0_map_units.shp"</w:t>
+      </w:r>
+      <w:r>
+        <w:rPr>
+          <w:rStyle w:val="NormalTok"/>
+        </w:rPr>
+        <w:t xml:space="preserve">)</w:t>
+      </w:r>
+    </w:p>
+    <w:p>
+      <w:pPr>
+        <w:pStyle w:val="SourceCode"/>
+      </w:pPr>
+      <w:r>
+        <w:rPr>
+          <w:rStyle w:val="VerbatimChar"/>
+        </w:rPr>
+        <w:t xml:space="preserve">Reading layer `ne_10m_admin_0_map_units' from data source </w:t>
+      </w:r>
+      <w:r>
+        <w:br/>
+      </w:r>
+      <w:r>
+        <w:rPr>
+          <w:rStyle w:val="VerbatimChar"/>
+        </w:rPr>
+        <w:t xml:space="preserve">  `D:\GIT Repo\Comoro_NCRA\data_raw\spatial\ne_10m_admin_0_map_units.shp' </w:t>
+      </w:r>
+      <w:r>
+        <w:br/>
+      </w:r>
+      <w:r>
+        <w:rPr>
+          <w:rStyle w:val="VerbatimChar"/>
+        </w:rPr>
+        <w:t xml:space="preserve">  using driver `ESRI Shapefile'</w:t>
+      </w:r>
+      <w:r>
+        <w:br/>
+      </w:r>
+      <w:r>
+        <w:rPr>
+          <w:rStyle w:val="VerbatimChar"/>
+        </w:rPr>
+        <w:t xml:space="preserve">Simple feature collection with 298 features and 168 fields</w:t>
+      </w:r>
+      <w:r>
+        <w:br/>
+      </w:r>
+      <w:r>
+        <w:rPr>
+          <w:rStyle w:val="VerbatimChar"/>
+        </w:rPr>
+        <w:t xml:space="preserve">Geometry type: MULTIPOLYGON</w:t>
+      </w:r>
+      <w:r>
+        <w:br/>
+      </w:r>
+      <w:r>
+        <w:rPr>
+          <w:rStyle w:val="VerbatimChar"/>
+        </w:rPr>
+        <w:t xml:space="preserve">Dimension:     XY</w:t>
+      </w:r>
+      <w:r>
+        <w:br/>
+      </w:r>
+      <w:r>
+        <w:rPr>
+          <w:rStyle w:val="VerbatimChar"/>
+        </w:rPr>
+        <w:t xml:space="preserve">Bounding box:  xmin: -180 ymin: -90 xmax: 180 ymax: 83.6341</w:t>
+      </w:r>
+      <w:r>
+        <w:br/>
+      </w:r>
+      <w:r>
+        <w:rPr>
+          <w:rStyle w:val="VerbatimChar"/>
+        </w:rPr>
+        <w:t xml:space="preserve">CRS:           NA</w:t>
+      </w:r>
+    </w:p>
+    <w:p>
+      <w:pPr>
+        <w:pStyle w:val="SourceCode"/>
+      </w:pPr>
+      <w:r>
+        <w:rPr>
+          <w:rStyle w:val="FunctionTok"/>
+        </w:rPr>
+        <w:t xml:space="preserve">print</w:t>
+      </w:r>
+      <w:r>
+        <w:rPr>
+          <w:rStyle w:val="NormalTok"/>
+        </w:rPr>
+        <w:t xml:space="preserve">(</w:t>
+      </w:r>
+      <w:r>
+        <w:rPr>
+          <w:rStyle w:val="FunctionTok"/>
+        </w:rPr>
+        <w:t xml:space="preserve">st_crs</w:t>
+      </w:r>
+      <w:r>
+        <w:rPr>
+          <w:rStyle w:val="NormalTok"/>
+        </w:rPr>
+        <w:t xml:space="preserve">(comoros_map))</w:t>
+      </w:r>
+    </w:p>
+    <w:p>
+      <w:pPr>
+        <w:pStyle w:val="SourceCode"/>
+      </w:pPr>
+      <w:r>
+        <w:rPr>
+          <w:rStyle w:val="VerbatimChar"/>
+        </w:rPr>
+        <w:t xml:space="preserve">Coordinate Reference System: NA</w:t>
+      </w:r>
+    </w:p>
+    <w:p>
+      <w:pPr>
+        <w:pStyle w:val="SourceCode"/>
+      </w:pPr>
+      <w:r>
+        <w:rPr>
+          <w:rStyle w:val="CommentTok"/>
+        </w:rPr>
+        <w:t xml:space="preserve"># Assign the CRS manually to EPSG:4326 (WGS 84)</w:t>
+      </w:r>
+      <w:r>
+        <w:br/>
+      </w:r>
+      <w:r>
+        <w:rPr>
+          <w:rStyle w:val="NormalTok"/>
+        </w:rPr>
+        <w:t xml:space="preserve">comoros_map </w:t>
+      </w:r>
+      <w:r>
+        <w:rPr>
+          <w:rStyle w:val="OtherTok"/>
+        </w:rPr>
+        <w:t xml:space="preserve">&lt;-</w:t>
+      </w:r>
+      <w:r>
+        <w:rPr>
+          <w:rStyle w:val="NormalTok"/>
+        </w:rPr>
+        <w:t xml:space="preserve"> </w:t>
+      </w:r>
+      <w:r>
+        <w:rPr>
+          <w:rStyle w:val="FunctionTok"/>
+        </w:rPr>
+        <w:t xml:space="preserve">st_set_crs</w:t>
+      </w:r>
+      <w:r>
+        <w:rPr>
+          <w:rStyle w:val="NormalTok"/>
+        </w:rPr>
+        <w:t xml:space="preserve">(comoros_map, </w:t>
+      </w:r>
+      <w:r>
+        <w:rPr>
+          <w:rStyle w:val="DecValTok"/>
+        </w:rPr>
+        <w:t xml:space="preserve">4326</w:t>
+      </w:r>
+      <w:r>
+        <w:rPr>
+          <w:rStyle w:val="NormalTok"/>
+        </w:rPr>
+        <w:t xml:space="preserve">)</w:t>
+      </w:r>
+      <w:r>
+        <w:br/>
+      </w:r>
+      <w:r>
+        <w:br/>
+      </w:r>
+      <w:r>
+        <w:rPr>
+          <w:rStyle w:val="CommentTok"/>
+        </w:rPr>
+        <w:t xml:space="preserve"># Filter for the Comoros</w:t>
+      </w:r>
+      <w:r>
+        <w:br/>
+      </w:r>
+      <w:r>
+        <w:rPr>
+          <w:rStyle w:val="NormalTok"/>
+        </w:rPr>
+        <w:t xml:space="preserve">comoros_data </w:t>
+      </w:r>
+      <w:r>
+        <w:rPr>
+          <w:rStyle w:val="OtherTok"/>
+        </w:rPr>
+        <w:t xml:space="preserve">&lt;-</w:t>
+      </w:r>
+      <w:r>
+        <w:rPr>
+          <w:rStyle w:val="NormalTok"/>
+        </w:rPr>
+        <w:t xml:space="preserve"> comoros_map[comoros_map</w:t>
+      </w:r>
+      <w:r>
+        <w:rPr>
+          <w:rStyle w:val="SpecialCharTok"/>
+        </w:rPr>
+        <w:t xml:space="preserve">$</w:t>
+      </w:r>
+      <w:r>
+        <w:rPr>
+          <w:rStyle w:val="NormalTok"/>
+        </w:rPr>
+        <w:t xml:space="preserve">SOVEREIGNT </w:t>
+      </w:r>
+      <w:r>
+        <w:rPr>
+          <w:rStyle w:val="SpecialCharTok"/>
+        </w:rPr>
+        <w:t xml:space="preserve">==</w:t>
+      </w:r>
+      <w:r>
+        <w:rPr>
+          <w:rStyle w:val="NormalTok"/>
+        </w:rPr>
+        <w:t xml:space="preserve"> </w:t>
+      </w:r>
+      <w:r>
+        <w:rPr>
+          <w:rStyle w:val="StringTok"/>
+        </w:rPr>
+        <w:t xml:space="preserve">"Comoros"</w:t>
+      </w:r>
+      <w:r>
+        <w:rPr>
+          <w:rStyle w:val="NormalTok"/>
+        </w:rPr>
+        <w:t xml:space="preserve">, ]</w:t>
+      </w:r>
+      <w:r>
+        <w:br/>
+      </w:r>
+      <w:r>
+        <w:br/>
+      </w:r>
+      <w:r>
+        <w:rPr>
+          <w:rStyle w:val="FunctionTok"/>
+        </w:rPr>
+        <w:t xml:space="preserve">st_crs</w:t>
+      </w:r>
+      <w:r>
+        <w:rPr>
+          <w:rStyle w:val="NormalTok"/>
+        </w:rPr>
+        <w:t xml:space="preserve">(comoros_data)</w:t>
+      </w:r>
+    </w:p>
+    <w:p>
+      <w:pPr>
+        <w:pStyle w:val="SourceCode"/>
+      </w:pPr>
+      <w:r>
+        <w:rPr>
+          <w:rStyle w:val="VerbatimChar"/>
+        </w:rPr>
+        <w:t xml:space="preserve">Coordinate Reference System:</w:t>
+      </w:r>
+      <w:r>
+        <w:br/>
+      </w:r>
+      <w:r>
+        <w:rPr>
+          <w:rStyle w:val="VerbatimChar"/>
+        </w:rPr>
+        <w:t xml:space="preserve">  User input: EPSG:4326 </w:t>
+      </w:r>
+      <w:r>
+        <w:br/>
+      </w:r>
+      <w:r>
+        <w:rPr>
+          <w:rStyle w:val="VerbatimChar"/>
+        </w:rPr>
+        <w:t xml:space="preserve">  wkt:</w:t>
+      </w:r>
+      <w:r>
+        <w:br/>
+      </w:r>
+      <w:r>
+        <w:rPr>
+          <w:rStyle w:val="VerbatimChar"/>
+        </w:rPr>
+        <w:t xml:space="preserve">GEOGCRS["WGS 84",</w:t>
+      </w:r>
+      <w:r>
+        <w:br/>
+      </w:r>
+      <w:r>
+        <w:rPr>
+          <w:rStyle w:val="VerbatimChar"/>
+        </w:rPr>
+        <w:t xml:space="preserve">    ENSEMBLE["World Geodetic System 1984 ensemble",</w:t>
+      </w:r>
+      <w:r>
+        <w:br/>
+      </w:r>
+      <w:r>
+        <w:rPr>
+          <w:rStyle w:val="VerbatimChar"/>
+        </w:rPr>
+        <w:t xml:space="preserve">        MEMBER["World Geodetic System 1984 (Transit)"],</w:t>
+      </w:r>
+      <w:r>
+        <w:br/>
+      </w:r>
+      <w:r>
+        <w:rPr>
+          <w:rStyle w:val="VerbatimChar"/>
+        </w:rPr>
+        <w:t xml:space="preserve">        MEMBER["World Geodetic System 1984 (G730)"],</w:t>
+      </w:r>
+      <w:r>
+        <w:br/>
+      </w:r>
+      <w:r>
+        <w:rPr>
+          <w:rStyle w:val="VerbatimChar"/>
+        </w:rPr>
+        <w:t xml:space="preserve">        MEMBER["World Geodetic System 1984 (G873)"],</w:t>
+      </w:r>
+      <w:r>
+        <w:br/>
+      </w:r>
+      <w:r>
+        <w:rPr>
+          <w:rStyle w:val="VerbatimChar"/>
+        </w:rPr>
+        <w:t xml:space="preserve">        MEMBER["World Geodetic System 1984 (G1150)"],</w:t>
+      </w:r>
+      <w:r>
+        <w:br/>
+      </w:r>
+      <w:r>
+        <w:rPr>
+          <w:rStyle w:val="VerbatimChar"/>
+        </w:rPr>
+        <w:t xml:space="preserve">        MEMBER["World Geodetic System 1984 (G1674)"],</w:t>
+      </w:r>
+      <w:r>
+        <w:br/>
+      </w:r>
+      <w:r>
+        <w:rPr>
+          <w:rStyle w:val="VerbatimChar"/>
+        </w:rPr>
+        <w:t xml:space="preserve">        MEMBER["World Geodetic System 1984 (G1762)"],</w:t>
+      </w:r>
+      <w:r>
+        <w:br/>
+      </w:r>
+      <w:r>
+        <w:rPr>
+          <w:rStyle w:val="VerbatimChar"/>
+        </w:rPr>
+        <w:t xml:space="preserve">        MEMBER["World Geodetic System 1984 (G2139)"],</w:t>
+      </w:r>
+      <w:r>
+        <w:br/>
+      </w:r>
+      <w:r>
+        <w:rPr>
+          <w:rStyle w:val="VerbatimChar"/>
+        </w:rPr>
+        <w:t xml:space="preserve">        ELLIPSOID["WGS 84",6378137,298.257223563,</w:t>
+      </w:r>
+      <w:r>
+        <w:br/>
+      </w:r>
+      <w:r>
+        <w:rPr>
+          <w:rStyle w:val="VerbatimChar"/>
+        </w:rPr>
+        <w:t xml:space="preserve">            LENGTHUNIT["metre",1]],</w:t>
+      </w:r>
+      <w:r>
+        <w:br/>
+      </w:r>
+      <w:r>
+        <w:rPr>
+          <w:rStyle w:val="VerbatimChar"/>
+        </w:rPr>
+        <w:t xml:space="preserve">        ENSEMBLEACCURACY[2.0]],</w:t>
+      </w:r>
+      <w:r>
+        <w:br/>
+      </w:r>
+      <w:r>
+        <w:rPr>
+          <w:rStyle w:val="VerbatimChar"/>
+        </w:rPr>
+        <w:t xml:space="preserve">    PRIMEM["Greenwich",0,</w:t>
+      </w:r>
+      <w:r>
+        <w:br/>
+      </w:r>
+      <w:r>
+        <w:rPr>
+          <w:rStyle w:val="VerbatimChar"/>
+        </w:rPr>
+        <w:t xml:space="preserve">        ANGLEUNIT["degree",0.0174532925199433]],</w:t>
+      </w:r>
+      <w:r>
+        <w:br/>
+      </w:r>
+      <w:r>
+        <w:rPr>
+          <w:rStyle w:val="VerbatimChar"/>
+        </w:rPr>
+        <w:t xml:space="preserve">    CS[ellipsoidal,2],</w:t>
+      </w:r>
+      <w:r>
+        <w:br/>
+      </w:r>
+      <w:r>
+        <w:rPr>
+          <w:rStyle w:val="VerbatimChar"/>
+        </w:rPr>
+        <w:t xml:space="preserve">        AXIS["geodetic latitude (Lat)",north,</w:t>
+      </w:r>
+      <w:r>
+        <w:br/>
+      </w:r>
+      <w:r>
+        <w:rPr>
+          <w:rStyle w:val="VerbatimChar"/>
+        </w:rPr>
+        <w:t xml:space="preserve">            ORDER[1],</w:t>
+      </w:r>
+      <w:r>
+        <w:br/>
+      </w:r>
+      <w:r>
+        <w:rPr>
+          <w:rStyle w:val="VerbatimChar"/>
+        </w:rPr>
+        <w:t xml:space="preserve">            ANGLEUNIT["degree",0.0174532925199433]],</w:t>
+      </w:r>
+      <w:r>
+        <w:br/>
+      </w:r>
+      <w:r>
+        <w:rPr>
+          <w:rStyle w:val="VerbatimChar"/>
+        </w:rPr>
+        <w:t xml:space="preserve">        AXIS["geodetic longitude (Lon)",east,</w:t>
+      </w:r>
+      <w:r>
+        <w:br/>
+      </w:r>
+      <w:r>
+        <w:rPr>
+          <w:rStyle w:val="VerbatimChar"/>
+        </w:rPr>
+        <w:t xml:space="preserve">            ORDER[2],</w:t>
+      </w:r>
+      <w:r>
+        <w:br/>
+      </w:r>
+      <w:r>
+        <w:rPr>
+          <w:rStyle w:val="VerbatimChar"/>
+        </w:rPr>
+        <w:t xml:space="preserve">            ANGLEUNIT["degree",0.0174532925199433]],</w:t>
+      </w:r>
+      <w:r>
+        <w:br/>
+      </w:r>
+      <w:r>
+        <w:rPr>
+          <w:rStyle w:val="VerbatimChar"/>
+        </w:rPr>
+        <w:t xml:space="preserve">    USAGE[</w:t>
+      </w:r>
+      <w:r>
+        <w:br/>
+      </w:r>
+      <w:r>
+        <w:rPr>
+          <w:rStyle w:val="VerbatimChar"/>
+        </w:rPr>
+        <w:t xml:space="preserve">        SCOPE["Horizontal component of 3D system."],</w:t>
+      </w:r>
+      <w:r>
+        <w:br/>
+      </w:r>
+      <w:r>
+        <w:rPr>
+          <w:rStyle w:val="VerbatimChar"/>
+        </w:rPr>
+        <w:t xml:space="preserve">        AREA["World."],</w:t>
+      </w:r>
+      <w:r>
+        <w:br/>
+      </w:r>
+      <w:r>
+        <w:rPr>
+          <w:rStyle w:val="VerbatimChar"/>
+        </w:rPr>
+        <w:t xml:space="preserve">        BBOX[-90,-180,90,180]],</w:t>
+      </w:r>
+      <w:r>
+        <w:br/>
+      </w:r>
+      <w:r>
+        <w:rPr>
+          <w:rStyle w:val="VerbatimChar"/>
+        </w:rPr>
+        <w:t xml:space="preserve">    ID["EPSG",4326]]</w:t>
+      </w:r>
+    </w:p>
+    <w:p>
+      <w:pPr>
+        <w:pStyle w:val="SourceCode"/>
+      </w:pPr>
+      <w:r>
+        <w:rPr>
+          <w:rStyle w:val="FunctionTok"/>
+        </w:rPr>
+        <w:t xml:space="preserve">str</w:t>
+      </w:r>
+      <w:r>
+        <w:rPr>
+          <w:rStyle w:val="NormalTok"/>
+        </w:rPr>
+        <w:t xml:space="preserve">(dat)</w:t>
+      </w:r>
+    </w:p>
+    <w:p>
+      <w:pPr>
+        <w:pStyle w:val="SourceCode"/>
+      </w:pPr>
+      <w:r>
+        <w:rPr>
+          <w:rStyle w:val="VerbatimChar"/>
+        </w:rPr>
+        <w:t xml:space="preserve">gropd_df [104 × 11] (S3: grouped_df/tbl_df/tbl/data.frame)</w:t>
+      </w:r>
+      <w:r>
+        <w:br/>
+      </w:r>
+      <w:r>
+        <w:rPr>
+          <w:rStyle w:val="VerbatimChar"/>
+        </w:rPr>
+        <w:t xml:space="preserve"> $ ecoregion        : chr [1:104] "Anjouan Island" "Anjouan Island" "Anjouan Island" "Anjouan Island" ...</w:t>
+      </w:r>
+      <w:r>
+        <w:br/>
+      </w:r>
+      <w:r>
+        <w:rPr>
+          <w:rStyle w:val="VerbatimChar"/>
+        </w:rPr>
+        <w:t xml:space="preserve"> $ Location         : chr [1:104] "Domoni" "Moya" "Moya" "Moya" ...</w:t>
+      </w:r>
+      <w:r>
+        <w:br/>
+      </w:r>
+      <w:r>
+        <w:rPr>
+          <w:rStyle w:val="VerbatimChar"/>
+        </w:rPr>
+        <w:t xml:space="preserve"> $ Site             : chr [1:104] "Bambao_mtsanga" "Mpoundri" "Mutsa Muhune" "Nkohani Shindrini" ...</w:t>
+      </w:r>
+      <w:r>
+        <w:br/>
+      </w:r>
+      <w:r>
+        <w:rPr>
+          <w:rStyle w:val="VerbatimChar"/>
+        </w:rPr>
+        <w:t xml:space="preserve"> $ lat              : chr [1:104] "-12.20883333" "-12.303833" "-12.318533" "-12.318067" ...</w:t>
+      </w:r>
+      <w:r>
+        <w:br/>
+      </w:r>
+      <w:r>
+        <w:rPr>
+          <w:rStyle w:val="VerbatimChar"/>
+        </w:rPr>
+        <w:t xml:space="preserve"> $ long             : num [1:104] 44.5 44.4 44.4 44.4 44.4 ...</w:t>
+      </w:r>
+      <w:r>
+        <w:br/>
+      </w:r>
+      <w:r>
+        <w:rPr>
+          <w:rStyle w:val="VerbatimChar"/>
+        </w:rPr>
+        <w:t xml:space="preserve"> $ current_cover    : num [1:104] 23.8 67.2 32.8 70.6 62.3 ...</w:t>
+      </w:r>
+      <w:r>
+        <w:br/>
+      </w:r>
+      <w:r>
+        <w:rPr>
+          <w:rStyle w:val="VerbatimChar"/>
+        </w:rPr>
+        <w:t xml:space="preserve"> $ threshold_cover  : num [1:104] 5 5 5 5 5 5 5 5 5 5 ...</w:t>
+      </w:r>
+      <w:r>
+        <w:br/>
+      </w:r>
+      <w:r>
+        <w:rPr>
+          <w:rStyle w:val="VerbatimChar"/>
+        </w:rPr>
+        <w:t xml:space="preserve"> $ baseline_cover   : num [1:104] 38 38 38 38 38 ...</w:t>
+      </w:r>
+      <w:r>
+        <w:br/>
+      </w:r>
+      <w:r>
+        <w:rPr>
+          <w:rStyle w:val="VerbatimChar"/>
+        </w:rPr>
+        <w:t xml:space="preserve"> $ baseline_sd      : num [1:104] 18.1 18.1 18.1 18.1 18.1 18.1 18.1 18.1 18.1 18.1 ...</w:t>
+      </w:r>
+      <w:r>
+        <w:br/>
+      </w:r>
+      <w:r>
+        <w:rPr>
+          <w:rStyle w:val="VerbatimChar"/>
+        </w:rPr>
+        <w:t xml:space="preserve"> $ relative_severity: num [1:104] 100 7.33 80.67 0 17.67 ...</w:t>
+      </w:r>
+      <w:r>
+        <w:br/>
+      </w:r>
+      <w:r>
+        <w:rPr>
+          <w:rStyle w:val="VerbatimChar"/>
+        </w:rPr>
+        <w:t xml:space="preserve"> $ iucn_status      : Factor w/ 4 levels "NT/LC","VU","EN",..: 4 1 4 1 1 1 2 4 1 3 ...</w:t>
+      </w:r>
+      <w:r>
+        <w:br/>
+      </w:r>
+      <w:r>
+        <w:rPr>
+          <w:rStyle w:val="VerbatimChar"/>
+        </w:rPr>
+        <w:t xml:space="preserve"> - attr(*, "groups")= tibble [4 × 2] (S3: tbl_df/tbl/data.frame)</w:t>
+      </w:r>
+      <w:r>
+        <w:br/>
+      </w:r>
+      <w:r>
+        <w:rPr>
+          <w:rStyle w:val="VerbatimChar"/>
+        </w:rPr>
+        <w:t xml:space="preserve">  ..$ ecoregion: chr [1:4] "Anjouan Island" "Grand Comore Island" "Moheli Island" "National"</w:t>
+      </w:r>
+      <w:r>
+        <w:br/>
+      </w:r>
+      <w:r>
+        <w:rPr>
+          <w:rStyle w:val="VerbatimChar"/>
+        </w:rPr>
+        <w:t xml:space="preserve">  ..$ .rows    : list&lt;int&gt; [1:4] </w:t>
+      </w:r>
+      <w:r>
+        <w:br/>
+      </w:r>
+      <w:r>
+        <w:rPr>
+          <w:rStyle w:val="VerbatimChar"/>
+        </w:rPr>
+        <w:t xml:space="preserve">  .. ..$ : int [1:22] 1 2 3 4 5 6 7 8 9 10 ...</w:t>
+      </w:r>
+      <w:r>
+        <w:br/>
+      </w:r>
+      <w:r>
+        <w:rPr>
+          <w:rStyle w:val="VerbatimChar"/>
+        </w:rPr>
+        <w:t xml:space="preserve">  .. ..$ : int [1:15] 23 24 25 26 27 28 29 30 31 32 ...</w:t>
+      </w:r>
+      <w:r>
+        <w:br/>
+      </w:r>
+      <w:r>
+        <w:rPr>
+          <w:rStyle w:val="VerbatimChar"/>
+        </w:rPr>
+        <w:t xml:space="preserve">  .. ..$ : int [1:15] 38 39 40 41 42 43 44 45 46 47 ...</w:t>
+      </w:r>
+      <w:r>
+        <w:br/>
+      </w:r>
+      <w:r>
+        <w:rPr>
+          <w:rStyle w:val="VerbatimChar"/>
+        </w:rPr>
+        <w:t xml:space="preserve">  .. ..$ : int [1:52] 53 54 55 56 57 58 59 60 61 62 ...</w:t>
+      </w:r>
+      <w:r>
+        <w:br/>
+      </w:r>
+      <w:r>
+        <w:rPr>
+          <w:rStyle w:val="VerbatimChar"/>
+        </w:rPr>
+        <w:t xml:space="preserve">  .. ..@ ptype: int(0) </w:t>
+      </w:r>
+      <w:r>
+        <w:br/>
+      </w:r>
+      <w:r>
+        <w:rPr>
+          <w:rStyle w:val="VerbatimChar"/>
+        </w:rPr>
+        <w:t xml:space="preserve">  ..- attr(*, ".drop")= logi TRUE</w:t>
+      </w:r>
+    </w:p>
+    <w:p>
+      <w:pPr>
+        <w:pStyle w:val="SourceCode"/>
+      </w:pPr>
+      <w:r>
+        <w:rPr>
+          <w:rStyle w:val="NormalTok"/>
+        </w:rPr>
+        <w:t xml:space="preserve">dat</w:t>
+      </w:r>
+      <w:r>
+        <w:rPr>
+          <w:rStyle w:val="SpecialCharTok"/>
+        </w:rPr>
+        <w:t xml:space="preserve">$</w:t>
+      </w:r>
+      <w:r>
+        <w:rPr>
+          <w:rStyle w:val="NormalTok"/>
+        </w:rPr>
+        <w:t xml:space="preserve">lat </w:t>
+      </w:r>
+      <w:r>
+        <w:rPr>
+          <w:rStyle w:val="OtherTok"/>
+        </w:rPr>
+        <w:t xml:space="preserve">&lt;-</w:t>
+      </w:r>
+      <w:r>
+        <w:rPr>
+          <w:rStyle w:val="NormalTok"/>
+        </w:rPr>
+        <w:t xml:space="preserve"> </w:t>
+      </w:r>
+      <w:r>
+        <w:rPr>
+          <w:rStyle w:val="FunctionTok"/>
+        </w:rPr>
+        <w:t xml:space="preserve">as.numeric</w:t>
+      </w:r>
+      <w:r>
+        <w:rPr>
+          <w:rStyle w:val="NormalTok"/>
+        </w:rPr>
+        <w:t xml:space="preserve">(</w:t>
+      </w:r>
+      <w:r>
+        <w:rPr>
+          <w:rStyle w:val="FunctionTok"/>
+        </w:rPr>
+        <w:t xml:space="preserve">as.character</w:t>
+      </w:r>
+      <w:r>
+        <w:rPr>
+          <w:rStyle w:val="NormalTok"/>
+        </w:rPr>
+        <w:t xml:space="preserve">(dat</w:t>
+      </w:r>
+      <w:r>
+        <w:rPr>
+          <w:rStyle w:val="SpecialCharTok"/>
+        </w:rPr>
+        <w:t xml:space="preserve">$</w:t>
+      </w:r>
+      <w:r>
+        <w:rPr>
+          <w:rStyle w:val="NormalTok"/>
+        </w:rPr>
+        <w:t xml:space="preserve">lat))</w:t>
+      </w:r>
+      <w:r>
+        <w:br/>
+      </w:r>
+      <w:r>
+        <w:br/>
+      </w:r>
+      <w:r>
+        <w:rPr>
+          <w:rStyle w:val="NormalTok"/>
+        </w:rPr>
+        <w:t xml:space="preserve">dat_clean </w:t>
+      </w:r>
+      <w:r>
+        <w:rPr>
+          <w:rStyle w:val="OtherTok"/>
+        </w:rPr>
+        <w:t xml:space="preserve">&lt;-</w:t>
+      </w:r>
+      <w:r>
+        <w:rPr>
+          <w:rStyle w:val="NormalTok"/>
+        </w:rPr>
+        <w:t xml:space="preserve"> dat[</w:t>
+      </w:r>
+      <w:r>
+        <w:rPr>
+          <w:rStyle w:val="SpecialCharTok"/>
+        </w:rPr>
+        <w:t xml:space="preserve">!</w:t>
+      </w:r>
+      <w:r>
+        <w:rPr>
+          <w:rStyle w:val="FunctionTok"/>
+        </w:rPr>
+        <w:t xml:space="preserve">is.na</w:t>
+      </w:r>
+      <w:r>
+        <w:rPr>
+          <w:rStyle w:val="NormalTok"/>
+        </w:rPr>
+        <w:t xml:space="preserve">(dat</w:t>
+      </w:r>
+      <w:r>
+        <w:rPr>
+          <w:rStyle w:val="SpecialCharTok"/>
+        </w:rPr>
+        <w:t xml:space="preserve">$</w:t>
+      </w:r>
+      <w:r>
+        <w:rPr>
+          <w:rStyle w:val="NormalTok"/>
+        </w:rPr>
+        <w:t xml:space="preserve">lat) </w:t>
+      </w:r>
+      <w:r>
+        <w:rPr>
+          <w:rStyle w:val="SpecialCharTok"/>
+        </w:rPr>
+        <w:t xml:space="preserve">&amp;</w:t>
+      </w:r>
+      <w:r>
+        <w:rPr>
+          <w:rStyle w:val="NormalTok"/>
+        </w:rPr>
+        <w:t xml:space="preserve"> </w:t>
+      </w:r>
+      <w:r>
+        <w:rPr>
+          <w:rStyle w:val="SpecialCharTok"/>
+        </w:rPr>
+        <w:t xml:space="preserve">!</w:t>
+      </w:r>
+      <w:r>
+        <w:rPr>
+          <w:rStyle w:val="FunctionTok"/>
+        </w:rPr>
+        <w:t xml:space="preserve">is.na</w:t>
+      </w:r>
+      <w:r>
+        <w:rPr>
+          <w:rStyle w:val="NormalTok"/>
+        </w:rPr>
+        <w:t xml:space="preserve">(dat</w:t>
+      </w:r>
+      <w:r>
+        <w:rPr>
+          <w:rStyle w:val="SpecialCharTok"/>
+        </w:rPr>
+        <w:t xml:space="preserve">$</w:t>
+      </w:r>
+      <w:r>
+        <w:rPr>
+          <w:rStyle w:val="NormalTok"/>
+        </w:rPr>
+        <w:t xml:space="preserve">long), ]</w:t>
+      </w:r>
+      <w:r>
+        <w:br/>
+      </w:r>
+      <w:r>
+        <w:br/>
+      </w:r>
+      <w:r>
+        <w:rPr>
+          <w:rStyle w:val="CommentTok"/>
+        </w:rPr>
+        <w:t xml:space="preserve"># Check the structure again to ensure missing values are handled</w:t>
+      </w:r>
+      <w:r>
+        <w:br/>
+      </w:r>
+      <w:r>
+        <w:rPr>
+          <w:rStyle w:val="FunctionTok"/>
+        </w:rPr>
+        <w:t xml:space="preserve">str</w:t>
+      </w:r>
+      <w:r>
+        <w:rPr>
+          <w:rStyle w:val="NormalTok"/>
+        </w:rPr>
+        <w:t xml:space="preserve">(dat_clean)</w:t>
+      </w:r>
+    </w:p>
+    <w:p>
+      <w:pPr>
+        <w:pStyle w:val="SourceCode"/>
+      </w:pPr>
+      <w:r>
+        <w:rPr>
+          <w:rStyle w:val="VerbatimChar"/>
+        </w:rPr>
+        <w:t xml:space="preserve">gropd_df [102 × 11] (S3: grouped_df/tbl_df/tbl/data.frame)</w:t>
+      </w:r>
+      <w:r>
+        <w:br/>
+      </w:r>
+      <w:r>
+        <w:rPr>
+          <w:rStyle w:val="VerbatimChar"/>
+        </w:rPr>
+        <w:t xml:space="preserve"> $ ecoregion        : chr [1:102] "Anjouan Island" "Anjouan Island" "Anjouan Island" "Anjouan Island" ...</w:t>
+      </w:r>
+      <w:r>
+        <w:br/>
+      </w:r>
+      <w:r>
+        <w:rPr>
+          <w:rStyle w:val="VerbatimChar"/>
+        </w:rPr>
+        <w:t xml:space="preserve"> $ Location         : chr [1:102] "Domoni" "Moya" "Moya" "Moya" ...</w:t>
+      </w:r>
+      <w:r>
+        <w:br/>
+      </w:r>
+      <w:r>
+        <w:rPr>
+          <w:rStyle w:val="VerbatimChar"/>
+        </w:rPr>
+        <w:t xml:space="preserve"> $ Site             : chr [1:102] "Bambao_mtsanga" "Mpoundri" "Mutsa Muhune" "Nkohani Shindrini" ...</w:t>
+      </w:r>
+      <w:r>
+        <w:br/>
+      </w:r>
+      <w:r>
+        <w:rPr>
+          <w:rStyle w:val="VerbatimChar"/>
+        </w:rPr>
+        <w:t xml:space="preserve"> $ lat              : num [1:102] -12.2 -12.3 -12.3 -12.3 -12.3 ...</w:t>
+      </w:r>
+      <w:r>
+        <w:br/>
+      </w:r>
+      <w:r>
+        <w:rPr>
+          <w:rStyle w:val="VerbatimChar"/>
+        </w:rPr>
+        <w:t xml:space="preserve"> $ long             : num [1:102] 44.5 44.4 44.4 44.4 44.4 ...</w:t>
+      </w:r>
+      <w:r>
+        <w:br/>
+      </w:r>
+      <w:r>
+        <w:rPr>
+          <w:rStyle w:val="VerbatimChar"/>
+        </w:rPr>
+        <w:t xml:space="preserve"> $ current_cover    : num [1:102] 23.8 67.2 32.8 70.6 62.3 ...</w:t>
+      </w:r>
+      <w:r>
+        <w:br/>
+      </w:r>
+      <w:r>
+        <w:rPr>
+          <w:rStyle w:val="VerbatimChar"/>
+        </w:rPr>
+        <w:t xml:space="preserve"> $ threshold_cover  : num [1:102] 5 5 5 5 5 5 5 5 5 5 ...</w:t>
+      </w:r>
+      <w:r>
+        <w:br/>
+      </w:r>
+      <w:r>
+        <w:rPr>
+          <w:rStyle w:val="VerbatimChar"/>
+        </w:rPr>
+        <w:t xml:space="preserve"> $ baseline_cover   : num [1:102] 38 38 38 38 38 ...</w:t>
+      </w:r>
+      <w:r>
+        <w:br/>
+      </w:r>
+      <w:r>
+        <w:rPr>
+          <w:rStyle w:val="VerbatimChar"/>
+        </w:rPr>
+        <w:t xml:space="preserve"> $ baseline_sd      : num [1:102] 18.1 18.1 18.1 18.1 18.1 18.1 18.1 18.1 18.1 18.1 ...</w:t>
+      </w:r>
+      <w:r>
+        <w:br/>
+      </w:r>
+      <w:r>
+        <w:rPr>
+          <w:rStyle w:val="VerbatimChar"/>
+        </w:rPr>
+        <w:t xml:space="preserve"> $ relative_severity: num [1:102] 100 7.33 80.67 0 17.67 ...</w:t>
+      </w:r>
+      <w:r>
+        <w:br/>
+      </w:r>
+      <w:r>
+        <w:rPr>
+          <w:rStyle w:val="VerbatimChar"/>
+        </w:rPr>
+        <w:t xml:space="preserve"> $ iucn_status      : Factor w/ 4 levels "NT/LC","VU","EN",..: 4 1 4 1 1 1 2 4 1 3 ...</w:t>
+      </w:r>
+      <w:r>
+        <w:br/>
+      </w:r>
+      <w:r>
+        <w:rPr>
+          <w:rStyle w:val="VerbatimChar"/>
+        </w:rPr>
+        <w:t xml:space="preserve"> - attr(*, "groups")= tibble [4 × 2] (S3: tbl_df/tbl/data.frame)</w:t>
+      </w:r>
+      <w:r>
+        <w:br/>
+      </w:r>
+      <w:r>
+        <w:rPr>
+          <w:rStyle w:val="VerbatimChar"/>
+        </w:rPr>
+        <w:t xml:space="preserve">  ..$ ecoregion: chr [1:4] "Anjouan Island" "Grand Comore Island" "Moheli Island" "National"</w:t>
+      </w:r>
+      <w:r>
+        <w:br/>
+      </w:r>
+      <w:r>
+        <w:rPr>
+          <w:rStyle w:val="VerbatimChar"/>
+        </w:rPr>
+        <w:t xml:space="preserve">  ..$ .rows    : list&lt;int&gt; [1:4] </w:t>
+      </w:r>
+      <w:r>
+        <w:br/>
+      </w:r>
+      <w:r>
+        <w:rPr>
+          <w:rStyle w:val="VerbatimChar"/>
+        </w:rPr>
+        <w:t xml:space="preserve">  .. ..$ : int [1:22] 1 2 3 4 5 6 7 8 9 10 ...</w:t>
+      </w:r>
+      <w:r>
+        <w:br/>
+      </w:r>
+      <w:r>
+        <w:rPr>
+          <w:rStyle w:val="VerbatimChar"/>
+        </w:rPr>
+        <w:t xml:space="preserve">  .. ..$ : int [1:15] 23 24 25 26 27 28 29 30 31 32 ...</w:t>
+      </w:r>
+      <w:r>
+        <w:br/>
+      </w:r>
+      <w:r>
+        <w:rPr>
+          <w:rStyle w:val="VerbatimChar"/>
+        </w:rPr>
+        <w:t xml:space="preserve">  .. ..$ : int [1:14] 38 39 40 41 42 43 44 45 46 47 ...</w:t>
+      </w:r>
+      <w:r>
+        <w:br/>
+      </w:r>
+      <w:r>
+        <w:rPr>
+          <w:rStyle w:val="VerbatimChar"/>
+        </w:rPr>
+        <w:t xml:space="preserve">  .. ..$ : int [1:51] 52 53 54 55 56 57 58 59 60 61 ...</w:t>
+      </w:r>
+      <w:r>
+        <w:br/>
+      </w:r>
+      <w:r>
+        <w:rPr>
+          <w:rStyle w:val="VerbatimChar"/>
+        </w:rPr>
+        <w:t xml:space="preserve">  .. ..@ ptype: int(0) </w:t>
+      </w:r>
+      <w:r>
+        <w:br/>
+      </w:r>
+      <w:r>
+        <w:rPr>
+          <w:rStyle w:val="VerbatimChar"/>
+        </w:rPr>
+        <w:t xml:space="preserve">  ..- attr(*, ".drop")= logi TRUE</w:t>
+      </w:r>
+    </w:p>
+    <w:p>
+      <w:pPr>
+        <w:pStyle w:val="SourceCode"/>
+      </w:pPr>
+      <w:r>
+        <w:rPr>
+          <w:rStyle w:val="NormalTok"/>
+        </w:rPr>
+        <w:t xml:space="preserve">dat_clean </w:t>
+      </w:r>
+      <w:r>
+        <w:rPr>
+          <w:rStyle w:val="OtherTok"/>
+        </w:rPr>
+        <w:t xml:space="preserve">&lt;-</w:t>
+      </w:r>
+      <w:r>
+        <w:rPr>
+          <w:rStyle w:val="NormalTok"/>
+        </w:rPr>
+        <w:t xml:space="preserve"> </w:t>
+      </w:r>
+      <w:r>
+        <w:rPr>
+          <w:rStyle w:val="FunctionTok"/>
+        </w:rPr>
+        <w:t xml:space="preserve">st_as_sf</w:t>
+      </w:r>
+      <w:r>
+        <w:rPr>
+          <w:rStyle w:val="NormalTok"/>
+        </w:rPr>
+        <w:t xml:space="preserve">(dat_clean, </w:t>
+      </w:r>
+      <w:r>
+        <w:rPr>
+          <w:rStyle w:val="AttributeTok"/>
+        </w:rPr>
+        <w:t xml:space="preserve">coords =</w:t>
+      </w:r>
+      <w:r>
+        <w:rPr>
+          <w:rStyle w:val="NormalTok"/>
+        </w:rPr>
+        <w:t xml:space="preserve"> </w:t>
+      </w:r>
+      <w:r>
+        <w:rPr>
+          <w:rStyle w:val="FunctionTok"/>
+        </w:rPr>
+        <w:t xml:space="preserve">c</w:t>
+      </w:r>
+      <w:r>
+        <w:rPr>
+          <w:rStyle w:val="NormalTok"/>
+        </w:rPr>
+        <w:t xml:space="preserve">(</w:t>
+      </w:r>
+      <w:r>
+        <w:rPr>
+          <w:rStyle w:val="StringTok"/>
+        </w:rPr>
+        <w:t xml:space="preserve">"long"</w:t>
+      </w:r>
+      <w:r>
+        <w:rPr>
+          <w:rStyle w:val="NormalTok"/>
+        </w:rPr>
+        <w:t xml:space="preserve">, </w:t>
+      </w:r>
+      <w:r>
+        <w:rPr>
+          <w:rStyle w:val="StringTok"/>
+        </w:rPr>
+        <w:t xml:space="preserve">"lat"</w:t>
+      </w:r>
+      <w:r>
+        <w:rPr>
+          <w:rStyle w:val="NormalTok"/>
+        </w:rPr>
+        <w:t xml:space="preserve">), </w:t>
+      </w:r>
+      <w:r>
+        <w:rPr>
+          <w:rStyle w:val="AttributeTok"/>
+        </w:rPr>
+        <w:t xml:space="preserve">crs =</w:t>
+      </w:r>
+      <w:r>
+        <w:rPr>
+          <w:rStyle w:val="NormalTok"/>
+        </w:rPr>
+        <w:t xml:space="preserve"> </w:t>
+      </w:r>
+      <w:r>
+        <w:rPr>
+          <w:rStyle w:val="DecValTok"/>
+        </w:rPr>
+        <w:t xml:space="preserve">4326</w:t>
+      </w:r>
+      <w:r>
+        <w:rPr>
+          <w:rStyle w:val="NormalTok"/>
+        </w:rPr>
+        <w:t xml:space="preserve">)</w:t>
+      </w:r>
+      <w:r>
+        <w:br/>
+      </w:r>
+      <w:r>
+        <w:br/>
+      </w:r>
+      <w:r>
+        <w:br/>
+      </w:r>
+      <w:r>
+        <w:rPr>
+          <w:rStyle w:val="CommentTok"/>
+        </w:rPr>
+        <w:t xml:space="preserve"># Map the IUCN status to colors</w:t>
+      </w:r>
+      <w:r>
+        <w:br/>
+      </w:r>
+      <w:r>
+        <w:rPr>
+          <w:rStyle w:val="NormalTok"/>
+        </w:rPr>
+        <w:t xml:space="preserve">iucn_colors </w:t>
+      </w:r>
+      <w:r>
+        <w:rPr>
+          <w:rStyle w:val="OtherTok"/>
+        </w:rPr>
+        <w:t xml:space="preserve">&lt;-</w:t>
+      </w:r>
+      <w:r>
+        <w:rPr>
+          <w:rStyle w:val="NormalTok"/>
+        </w:rPr>
+        <w:t xml:space="preserve"> </w:t>
+      </w:r>
+      <w:r>
+        <w:rPr>
+          <w:rStyle w:val="FunctionTok"/>
+        </w:rPr>
+        <w:t xml:space="preserve">c</w:t>
+      </w:r>
+      <w:r>
+        <w:rPr>
+          <w:rStyle w:val="NormalTok"/>
+        </w:rPr>
+        <w:t xml:space="preserve">(</w:t>
+      </w:r>
+      <w:r>
+        <w:br/>
+      </w:r>
+      <w:r>
+        <w:rPr>
+          <w:rStyle w:val="NormalTok"/>
+        </w:rPr>
+        <w:t xml:space="preserve">  </w:t>
+      </w:r>
+      <w:r>
+        <w:rPr>
+          <w:rStyle w:val="StringTok"/>
+        </w:rPr>
+        <w:t xml:space="preserve">"CR"</w:t>
+      </w:r>
+      <w:r>
+        <w:rPr>
+          <w:rStyle w:val="NormalTok"/>
+        </w:rPr>
+        <w:t xml:space="preserve"> </w:t>
+      </w:r>
+      <w:r>
+        <w:rPr>
+          <w:rStyle w:val="OtherTok"/>
+        </w:rPr>
+        <w:t xml:space="preserve">=</w:t>
+      </w:r>
+      <w:r>
+        <w:rPr>
+          <w:rStyle w:val="NormalTok"/>
+        </w:rPr>
+        <w:t xml:space="preserve"> </w:t>
+      </w:r>
+      <w:r>
+        <w:rPr>
+          <w:rStyle w:val="StringTok"/>
+        </w:rPr>
+        <w:t xml:space="preserve">"red"</w:t>
+      </w:r>
+      <w:r>
+        <w:rPr>
+          <w:rStyle w:val="NormalTok"/>
+        </w:rPr>
+        <w:t xml:space="preserve">,</w:t>
+      </w:r>
+      <w:r>
+        <w:br/>
+      </w:r>
+      <w:r>
+        <w:rPr>
+          <w:rStyle w:val="NormalTok"/>
+        </w:rPr>
+        <w:t xml:space="preserve">  </w:t>
+      </w:r>
+      <w:r>
+        <w:rPr>
+          <w:rStyle w:val="StringTok"/>
+        </w:rPr>
+        <w:t xml:space="preserve">"EN"</w:t>
+      </w:r>
+      <w:r>
+        <w:rPr>
+          <w:rStyle w:val="NormalTok"/>
+        </w:rPr>
+        <w:t xml:space="preserve"> </w:t>
+      </w:r>
+      <w:r>
+        <w:rPr>
+          <w:rStyle w:val="OtherTok"/>
+        </w:rPr>
+        <w:t xml:space="preserve">=</w:t>
+      </w:r>
+      <w:r>
+        <w:rPr>
+          <w:rStyle w:val="NormalTok"/>
+        </w:rPr>
+        <w:t xml:space="preserve"> </w:t>
+      </w:r>
+      <w:r>
+        <w:rPr>
+          <w:rStyle w:val="StringTok"/>
+        </w:rPr>
+        <w:t xml:space="preserve">"orange"</w:t>
+      </w:r>
+      <w:r>
+        <w:rPr>
+          <w:rStyle w:val="NormalTok"/>
+        </w:rPr>
+        <w:t xml:space="preserve">,</w:t>
+      </w:r>
+      <w:r>
+        <w:br/>
+      </w:r>
+      <w:r>
+        <w:rPr>
+          <w:rStyle w:val="NormalTok"/>
+        </w:rPr>
+        <w:t xml:space="preserve">  </w:t>
+      </w:r>
+      <w:r>
+        <w:rPr>
+          <w:rStyle w:val="StringTok"/>
+        </w:rPr>
+        <w:t xml:space="preserve">"VU"</w:t>
+      </w:r>
+      <w:r>
+        <w:rPr>
+          <w:rStyle w:val="NormalTok"/>
+        </w:rPr>
+        <w:t xml:space="preserve"> </w:t>
+      </w:r>
+      <w:r>
+        <w:rPr>
+          <w:rStyle w:val="OtherTok"/>
+        </w:rPr>
+        <w:t xml:space="preserve">=</w:t>
+      </w:r>
+      <w:r>
+        <w:rPr>
+          <w:rStyle w:val="NormalTok"/>
+        </w:rPr>
+        <w:t xml:space="preserve"> </w:t>
+      </w:r>
+      <w:r>
+        <w:rPr>
+          <w:rStyle w:val="StringTok"/>
+        </w:rPr>
+        <w:t xml:space="preserve">"yellow"</w:t>
+      </w:r>
+      <w:r>
+        <w:rPr>
+          <w:rStyle w:val="NormalTok"/>
+        </w:rPr>
+        <w:t xml:space="preserve">,</w:t>
+      </w:r>
+      <w:r>
+        <w:br/>
+      </w:r>
+      <w:r>
+        <w:rPr>
+          <w:rStyle w:val="NormalTok"/>
+        </w:rPr>
+        <w:t xml:space="preserve">  </w:t>
+      </w:r>
+      <w:r>
+        <w:rPr>
+          <w:rStyle w:val="StringTok"/>
+        </w:rPr>
+        <w:t xml:space="preserve">"NT/LC"</w:t>
+      </w:r>
+      <w:r>
+        <w:rPr>
+          <w:rStyle w:val="NormalTok"/>
+        </w:rPr>
+        <w:t xml:space="preserve"> </w:t>
+      </w:r>
+      <w:r>
+        <w:rPr>
+          <w:rStyle w:val="OtherTok"/>
+        </w:rPr>
+        <w:t xml:space="preserve">=</w:t>
+      </w:r>
+      <w:r>
+        <w:rPr>
+          <w:rStyle w:val="NormalTok"/>
+        </w:rPr>
+        <w:t xml:space="preserve"> </w:t>
+      </w:r>
+      <w:r>
+        <w:rPr>
+          <w:rStyle w:val="StringTok"/>
+        </w:rPr>
+        <w:t xml:space="preserve">"green"</w:t>
+      </w:r>
+      <w:r>
+        <w:br/>
+      </w:r>
+      <w:r>
+        <w:rPr>
+          <w:rStyle w:val="NormalTok"/>
+        </w:rPr>
+        <w:t xml:space="preserve">)</w:t>
+      </w:r>
+      <w:r>
+        <w:br/>
+      </w:r>
+      <w:r>
+        <w:br/>
+      </w:r>
+      <w:r>
+        <w:rPr>
+          <w:rStyle w:val="CommentTok"/>
+        </w:rPr>
+        <w:t xml:space="preserve"># Extract longitude and latitude from the spatial object</w:t>
+      </w:r>
+      <w:r>
+        <w:br/>
+      </w:r>
+      <w:r>
+        <w:rPr>
+          <w:rStyle w:val="NormalTok"/>
+        </w:rPr>
+        <w:t xml:space="preserve">dat_clean_coords </w:t>
+      </w:r>
+      <w:r>
+        <w:rPr>
+          <w:rStyle w:val="OtherTok"/>
+        </w:rPr>
+        <w:t xml:space="preserve">&lt;-</w:t>
+      </w:r>
+      <w:r>
+        <w:rPr>
+          <w:rStyle w:val="NormalTok"/>
+        </w:rPr>
+        <w:t xml:space="preserve"> </w:t>
+      </w:r>
+      <w:r>
+        <w:rPr>
+          <w:rStyle w:val="FunctionTok"/>
+        </w:rPr>
+        <w:t xml:space="preserve">st_coordinates</w:t>
+      </w:r>
+      <w:r>
+        <w:rPr>
+          <w:rStyle w:val="NormalTok"/>
+        </w:rPr>
+        <w:t xml:space="preserve">(dat_clean)</w:t>
+      </w:r>
+      <w:r>
+        <w:br/>
+      </w:r>
+      <w:r>
+        <w:br/>
+      </w:r>
+      <w:r>
+        <w:rPr>
+          <w:rStyle w:val="CommentTok"/>
+        </w:rPr>
+        <w:t xml:space="preserve"># Add the extracted coordinates back to the data frame</w:t>
+      </w:r>
+      <w:r>
+        <w:br/>
+      </w:r>
+      <w:r>
+        <w:rPr>
+          <w:rStyle w:val="NormalTok"/>
+        </w:rPr>
+        <w:t xml:space="preserve">dat_clean </w:t>
+      </w:r>
+      <w:r>
+        <w:rPr>
+          <w:rStyle w:val="OtherTok"/>
+        </w:rPr>
+        <w:t xml:space="preserve">&lt;-</w:t>
+      </w:r>
+      <w:r>
+        <w:rPr>
+          <w:rStyle w:val="NormalTok"/>
+        </w:rPr>
+        <w:t xml:space="preserve"> </w:t>
+      </w:r>
+      <w:r>
+        <w:rPr>
+          <w:rStyle w:val="FunctionTok"/>
+        </w:rPr>
+        <w:t xml:space="preserve">cbind</w:t>
+      </w:r>
+      <w:r>
+        <w:rPr>
+          <w:rStyle w:val="NormalTok"/>
+        </w:rPr>
+        <w:t xml:space="preserve">(dat_clean, dat_clean_coords)</w:t>
+      </w:r>
+      <w:r>
+        <w:br/>
+      </w:r>
+      <w:r>
+        <w:br/>
+      </w:r>
+      <w:r>
+        <w:rPr>
+          <w:rStyle w:val="CommentTok"/>
+        </w:rPr>
+        <w:t xml:space="preserve"># Plot the data again</w:t>
+      </w:r>
+      <w:r>
+        <w:br/>
+      </w:r>
+      <w:r>
+        <w:rPr>
+          <w:rStyle w:val="NormalTok"/>
+        </w:rPr>
+        <w:t xml:space="preserve">p_HC </w:t>
+      </w:r>
+      <w:r>
+        <w:rPr>
+          <w:rStyle w:val="OtherTok"/>
+        </w:rPr>
+        <w:t xml:space="preserve">&lt;-</w:t>
+      </w:r>
+      <w:r>
+        <w:rPr>
+          <w:rStyle w:val="NormalTok"/>
+        </w:rPr>
+        <w:t xml:space="preserve"> </w:t>
+      </w:r>
+      <w:r>
+        <w:rPr>
+          <w:rStyle w:val="FunctionTok"/>
+        </w:rPr>
+        <w:t xml:space="preserve">ggplot</w:t>
+      </w:r>
+      <w:r>
+        <w:rPr>
+          <w:rStyle w:val="NormalTok"/>
+        </w:rPr>
+        <w:t xml:space="preserve">() </w:t>
+      </w:r>
+      <w:r>
+        <w:rPr>
+          <w:rStyle w:val="SpecialCharTok"/>
+        </w:rPr>
+        <w:t xml:space="preserve">+</w:t>
+      </w:r>
+      <w:r>
+        <w:br/>
+      </w:r>
+      <w:r>
+        <w:rPr>
+          <w:rStyle w:val="NormalTok"/>
+        </w:rPr>
+        <w:t xml:space="preserve">  </w:t>
+      </w:r>
+      <w:r>
+        <w:rPr>
+          <w:rStyle w:val="CommentTok"/>
+        </w:rPr>
+        <w:t xml:space="preserve"># Plot the filtered shapefile map of Comoros</w:t>
+      </w:r>
+      <w:r>
+        <w:br/>
+      </w:r>
+      <w:r>
+        <w:rPr>
+          <w:rStyle w:val="NormalTok"/>
+        </w:rPr>
+        <w:t xml:space="preserve">  </w:t>
+      </w:r>
+      <w:r>
+        <w:rPr>
+          <w:rStyle w:val="FunctionTok"/>
+        </w:rPr>
+        <w:t xml:space="preserve">geom_sf</w:t>
+      </w:r>
+      <w:r>
+        <w:rPr>
+          <w:rStyle w:val="NormalTok"/>
+        </w:rPr>
+        <w:t xml:space="preserve">(</w:t>
+      </w:r>
+      <w:r>
+        <w:rPr>
+          <w:rStyle w:val="AttributeTok"/>
+        </w:rPr>
+        <w:t xml:space="preserve">data =</w:t>
+      </w:r>
+      <w:r>
+        <w:rPr>
+          <w:rStyle w:val="NormalTok"/>
+        </w:rPr>
+        <w:t xml:space="preserve"> comoros_data, </w:t>
+      </w:r>
+      <w:r>
+        <w:rPr>
+          <w:rStyle w:val="AttributeTok"/>
+        </w:rPr>
+        <w:t xml:space="preserve">fill =</w:t>
+      </w:r>
+      <w:r>
+        <w:rPr>
+          <w:rStyle w:val="NormalTok"/>
+        </w:rPr>
+        <w:t xml:space="preserve"> </w:t>
+      </w:r>
+      <w:r>
+        <w:rPr>
+          <w:rStyle w:val="StringTok"/>
+        </w:rPr>
+        <w:t xml:space="preserve">"lightgray"</w:t>
+      </w:r>
+      <w:r>
+        <w:rPr>
+          <w:rStyle w:val="NormalTok"/>
+        </w:rPr>
+        <w:t xml:space="preserve">, </w:t>
+      </w:r>
+      <w:r>
+        <w:rPr>
+          <w:rStyle w:val="AttributeTok"/>
+        </w:rPr>
+        <w:t xml:space="preserve">color =</w:t>
+      </w:r>
+      <w:r>
+        <w:rPr>
+          <w:rStyle w:val="NormalTok"/>
+        </w:rPr>
+        <w:t xml:space="preserve"> </w:t>
+      </w:r>
+      <w:r>
+        <w:rPr>
+          <w:rStyle w:val="StringTok"/>
+        </w:rPr>
+        <w:t xml:space="preserve">"black"</w:t>
+      </w:r>
+      <w:r>
+        <w:rPr>
+          <w:rStyle w:val="NormalTok"/>
+        </w:rPr>
+        <w:t xml:space="preserve">) </w:t>
+      </w:r>
+      <w:r>
+        <w:rPr>
+          <w:rStyle w:val="SpecialCharTok"/>
+        </w:rPr>
+        <w:t xml:space="preserve">+</w:t>
+      </w:r>
+      <w:r>
+        <w:br/>
+      </w:r>
+      <w:r>
+        <w:rPr>
+          <w:rStyle w:val="NormalTok"/>
+        </w:rPr>
+        <w:t xml:space="preserve">  </w:t>
+      </w:r>
+      <w:r>
+        <w:rPr>
+          <w:rStyle w:val="CommentTok"/>
+        </w:rPr>
+        <w:t xml:space="preserve"># Plot points with reduced size</w:t>
+      </w:r>
+      <w:r>
+        <w:br/>
+      </w:r>
+      <w:r>
+        <w:rPr>
+          <w:rStyle w:val="NormalTok"/>
+        </w:rPr>
+        <w:t xml:space="preserve">  </w:t>
+      </w:r>
+      <w:r>
+        <w:rPr>
+          <w:rStyle w:val="FunctionTok"/>
+        </w:rPr>
+        <w:t xml:space="preserve">geom_point</w:t>
+      </w:r>
+      <w:r>
+        <w:rPr>
+          <w:rStyle w:val="NormalTok"/>
+        </w:rPr>
+        <w:t xml:space="preserve">(</w:t>
+      </w:r>
+      <w:r>
+        <w:rPr>
+          <w:rStyle w:val="AttributeTok"/>
+        </w:rPr>
+        <w:t xml:space="preserve">data =</w:t>
+      </w:r>
+      <w:r>
+        <w:rPr>
+          <w:rStyle w:val="NormalTok"/>
+        </w:rPr>
+        <w:t xml:space="preserve"> dat_clean, </w:t>
+      </w:r>
+      <w:r>
+        <w:rPr>
+          <w:rStyle w:val="FunctionTok"/>
+        </w:rPr>
+        <w:t xml:space="preserve">aes</w:t>
+      </w:r>
+      <w:r>
+        <w:rPr>
+          <w:rStyle w:val="NormalTok"/>
+        </w:rPr>
+        <w:t xml:space="preserve">(</w:t>
+      </w:r>
+      <w:r>
+        <w:rPr>
+          <w:rStyle w:val="AttributeTok"/>
+        </w:rPr>
+        <w:t xml:space="preserve">x =</w:t>
+      </w:r>
+      <w:r>
+        <w:rPr>
+          <w:rStyle w:val="NormalTok"/>
+        </w:rPr>
+        <w:t xml:space="preserve"> X, </w:t>
+      </w:r>
+      <w:r>
+        <w:rPr>
+          <w:rStyle w:val="AttributeTok"/>
+        </w:rPr>
+        <w:t xml:space="preserve">y =</w:t>
+      </w:r>
+      <w:r>
+        <w:rPr>
+          <w:rStyle w:val="NormalTok"/>
+        </w:rPr>
+        <w:t xml:space="preserve"> Y, </w:t>
+      </w:r>
+      <w:r>
+        <w:rPr>
+          <w:rStyle w:val="AttributeTok"/>
+        </w:rPr>
+        <w:t xml:space="preserve">color =</w:t>
+      </w:r>
+      <w:r>
+        <w:rPr>
+          <w:rStyle w:val="NormalTok"/>
+        </w:rPr>
+        <w:t xml:space="preserve"> iucn_status), </w:t>
+      </w:r>
+      <w:r>
+        <w:rPr>
+          <w:rStyle w:val="AttributeTok"/>
+        </w:rPr>
+        <w:t xml:space="preserve">size =</w:t>
+      </w:r>
+      <w:r>
+        <w:rPr>
+          <w:rStyle w:val="NormalTok"/>
+        </w:rPr>
+        <w:t xml:space="preserve"> </w:t>
+      </w:r>
+      <w:r>
+        <w:rPr>
+          <w:rStyle w:val="FloatTok"/>
+        </w:rPr>
+        <w:t xml:space="preserve">2.5</w:t>
+      </w:r>
+      <w:r>
+        <w:rPr>
+          <w:rStyle w:val="NormalTok"/>
+        </w:rPr>
+        <w:t xml:space="preserve">) </w:t>
+      </w:r>
+      <w:r>
+        <w:rPr>
+          <w:rStyle w:val="SpecialCharTok"/>
+        </w:rPr>
+        <w:t xml:space="preserve">+</w:t>
+      </w:r>
+      <w:r>
+        <w:br/>
+      </w:r>
+      <w:r>
+        <w:rPr>
+          <w:rStyle w:val="NormalTok"/>
+        </w:rPr>
+        <w:t xml:space="preserve">  </w:t>
+      </w:r>
+      <w:r>
+        <w:rPr>
+          <w:rStyle w:val="CommentTok"/>
+        </w:rPr>
+        <w:t xml:space="preserve"># Apply IUCN colors</w:t>
+      </w:r>
+      <w:r>
+        <w:br/>
+      </w:r>
+      <w:r>
+        <w:rPr>
+          <w:rStyle w:val="NormalTok"/>
+        </w:rPr>
+        <w:t xml:space="preserve">  </w:t>
+      </w:r>
+      <w:r>
+        <w:rPr>
+          <w:rStyle w:val="FunctionTok"/>
+        </w:rPr>
+        <w:t xml:space="preserve">scale_color_manual</w:t>
+      </w:r>
+      <w:r>
+        <w:rPr>
+          <w:rStyle w:val="NormalTok"/>
+        </w:rPr>
+        <w:t xml:space="preserve">(</w:t>
+      </w:r>
+      <w:r>
+        <w:rPr>
+          <w:rStyle w:val="AttributeTok"/>
+        </w:rPr>
+        <w:t xml:space="preserve">values =</w:t>
+      </w:r>
+      <w:r>
+        <w:rPr>
+          <w:rStyle w:val="NormalTok"/>
+        </w:rPr>
+        <w:t xml:space="preserve"> iucn_colors) </w:t>
+      </w:r>
+      <w:r>
+        <w:rPr>
+          <w:rStyle w:val="SpecialCharTok"/>
+        </w:rPr>
+        <w:t xml:space="preserve">+</w:t>
+      </w:r>
+      <w:r>
+        <w:br/>
+      </w:r>
+      <w:r>
+        <w:rPr>
+          <w:rStyle w:val="NormalTok"/>
+        </w:rPr>
+        <w:t xml:space="preserve">  </w:t>
+      </w:r>
+      <w:r>
+        <w:rPr>
+          <w:rStyle w:val="CommentTok"/>
+        </w:rPr>
+        <w:t xml:space="preserve"># Add title and labels</w:t>
+      </w:r>
+      <w:r>
+        <w:br/>
+      </w:r>
+      <w:r>
+        <w:rPr>
+          <w:rStyle w:val="NormalTok"/>
+        </w:rPr>
+        <w:t xml:space="preserve">  </w:t>
+      </w:r>
+      <w:r>
+        <w:rPr>
+          <w:rStyle w:val="FunctionTok"/>
+        </w:rPr>
+        <w:t xml:space="preserve">labs</w:t>
+      </w:r>
+      <w:r>
+        <w:rPr>
+          <w:rStyle w:val="NormalTok"/>
+        </w:rPr>
+        <w:t xml:space="preserve">(</w:t>
+      </w:r>
+      <w:r>
+        <w:br/>
+      </w:r>
+      <w:r>
+        <w:rPr>
+          <w:rStyle w:val="NormalTok"/>
+        </w:rPr>
+        <w:t xml:space="preserve">    </w:t>
+      </w:r>
+      <w:r>
+        <w:rPr>
+          <w:rStyle w:val="AttributeTok"/>
+        </w:rPr>
+        <w:t xml:space="preserve">title =</w:t>
+      </w:r>
+      <w:r>
+        <w:rPr>
+          <w:rStyle w:val="NormalTok"/>
+        </w:rPr>
+        <w:t xml:space="preserve"> </w:t>
+      </w:r>
+      <w:r>
+        <w:rPr>
+          <w:rStyle w:val="StringTok"/>
+        </w:rPr>
+        <w:t xml:space="preserve">""</w:t>
+      </w:r>
+      <w:r>
+        <w:rPr>
+          <w:rStyle w:val="NormalTok"/>
+        </w:rPr>
+        <w:t xml:space="preserve">,</w:t>
+      </w:r>
+      <w:r>
+        <w:br/>
+      </w:r>
+      <w:r>
+        <w:rPr>
+          <w:rStyle w:val="NormalTok"/>
+        </w:rPr>
+        <w:t xml:space="preserve">    </w:t>
+      </w:r>
+      <w:r>
+        <w:rPr>
+          <w:rStyle w:val="AttributeTok"/>
+        </w:rPr>
+        <w:t xml:space="preserve">x =</w:t>
+      </w:r>
+      <w:r>
+        <w:rPr>
+          <w:rStyle w:val="NormalTok"/>
+        </w:rPr>
+        <w:t xml:space="preserve"> </w:t>
+      </w:r>
+      <w:r>
+        <w:rPr>
+          <w:rStyle w:val="StringTok"/>
+        </w:rPr>
+        <w:t xml:space="preserve">"Longitude"</w:t>
+      </w:r>
+      <w:r>
+        <w:rPr>
+          <w:rStyle w:val="NormalTok"/>
+        </w:rPr>
+        <w:t xml:space="preserve">,</w:t>
+      </w:r>
+      <w:r>
+        <w:br/>
+      </w:r>
+      <w:r>
+        <w:rPr>
+          <w:rStyle w:val="NormalTok"/>
+        </w:rPr>
+        <w:t xml:space="preserve">    </w:t>
+      </w:r>
+      <w:r>
+        <w:rPr>
+          <w:rStyle w:val="AttributeTok"/>
+        </w:rPr>
+        <w:t xml:space="preserve">y =</w:t>
+      </w:r>
+      <w:r>
+        <w:rPr>
+          <w:rStyle w:val="NormalTok"/>
+        </w:rPr>
+        <w:t xml:space="preserve"> </w:t>
+      </w:r>
+      <w:r>
+        <w:rPr>
+          <w:rStyle w:val="StringTok"/>
+        </w:rPr>
+        <w:t xml:space="preserve">"Latitude"</w:t>
+      </w:r>
+      <w:r>
+        <w:rPr>
+          <w:rStyle w:val="NormalTok"/>
+        </w:rPr>
+        <w:t xml:space="preserve">,</w:t>
+      </w:r>
+      <w:r>
+        <w:br/>
+      </w:r>
+      <w:r>
+        <w:rPr>
+          <w:rStyle w:val="NormalTok"/>
+        </w:rPr>
+        <w:t xml:space="preserve">    </w:t>
+      </w:r>
+      <w:r>
+        <w:rPr>
+          <w:rStyle w:val="AttributeTok"/>
+        </w:rPr>
+        <w:t xml:space="preserve">color =</w:t>
+      </w:r>
+      <w:r>
+        <w:rPr>
+          <w:rStyle w:val="NormalTok"/>
+        </w:rPr>
+        <w:t xml:space="preserve"> </w:t>
+      </w:r>
+      <w:r>
+        <w:rPr>
+          <w:rStyle w:val="StringTok"/>
+        </w:rPr>
+        <w:t xml:space="preserve">""</w:t>
+      </w:r>
+      <w:r>
+        <w:br/>
+      </w:r>
+      <w:r>
+        <w:rPr>
+          <w:rStyle w:val="NormalTok"/>
+        </w:rPr>
+        <w:t xml:space="preserve">  ) </w:t>
+      </w:r>
+      <w:r>
+        <w:rPr>
+          <w:rStyle w:val="SpecialCharTok"/>
+        </w:rPr>
+        <w:t xml:space="preserve">+</w:t>
+      </w:r>
+      <w:r>
+        <w:br/>
+      </w:r>
+      <w:r>
+        <w:rPr>
+          <w:rStyle w:val="NormalTok"/>
+        </w:rPr>
+        <w:t xml:space="preserve">  </w:t>
+      </w:r>
+      <w:r>
+        <w:rPr>
+          <w:rStyle w:val="CommentTok"/>
+        </w:rPr>
+        <w:t xml:space="preserve"># Adjust xlim and ylim for clarity</w:t>
+      </w:r>
+      <w:r>
+        <w:br/>
+      </w:r>
+      <w:r>
+        <w:rPr>
+          <w:rStyle w:val="NormalTok"/>
+        </w:rPr>
+        <w:t xml:space="preserve">  </w:t>
+      </w:r>
+      <w:r>
+        <w:rPr>
+          <w:rStyle w:val="FunctionTok"/>
+        </w:rPr>
+        <w:t xml:space="preserve">coord_sf</w:t>
+      </w:r>
+      <w:r>
+        <w:rPr>
+          <w:rStyle w:val="NormalTok"/>
+        </w:rPr>
+        <w:t xml:space="preserve">(</w:t>
+      </w:r>
+      <w:r>
+        <w:rPr>
+          <w:rStyle w:val="AttributeTok"/>
+        </w:rPr>
+        <w:t xml:space="preserve">xlim =</w:t>
+      </w:r>
+      <w:r>
+        <w:rPr>
+          <w:rStyle w:val="NormalTok"/>
+        </w:rPr>
+        <w:t xml:space="preserve"> </w:t>
+      </w:r>
+      <w:r>
+        <w:rPr>
+          <w:rStyle w:val="FunctionTok"/>
+        </w:rPr>
+        <w:t xml:space="preserve">c</w:t>
+      </w:r>
+      <w:r>
+        <w:rPr>
+          <w:rStyle w:val="NormalTok"/>
+        </w:rPr>
+        <w:t xml:space="preserve">(</w:t>
+      </w:r>
+      <w:r>
+        <w:rPr>
+          <w:rStyle w:val="DecValTok"/>
+        </w:rPr>
+        <w:t xml:space="preserve">43</w:t>
+      </w:r>
+      <w:r>
+        <w:rPr>
+          <w:rStyle w:val="NormalTok"/>
+        </w:rPr>
+        <w:t xml:space="preserve">, </w:t>
+      </w:r>
+      <w:r>
+        <w:rPr>
+          <w:rStyle w:val="DecValTok"/>
+        </w:rPr>
+        <w:t xml:space="preserve">45</w:t>
+      </w:r>
+      <w:r>
+        <w:rPr>
+          <w:rStyle w:val="NormalTok"/>
+        </w:rPr>
+        <w:t xml:space="preserve">), </w:t>
+      </w:r>
+      <w:r>
+        <w:rPr>
+          <w:rStyle w:val="AttributeTok"/>
+        </w:rPr>
+        <w:t xml:space="preserve">ylim =</w:t>
+      </w:r>
+      <w:r>
+        <w:rPr>
+          <w:rStyle w:val="NormalTok"/>
+        </w:rPr>
+        <w:t xml:space="preserve"> </w:t>
+      </w:r>
+      <w:r>
+        <w:rPr>
+          <w:rStyle w:val="FunctionTok"/>
+        </w:rPr>
+        <w:t xml:space="preserve">c</w:t>
+      </w:r>
+      <w:r>
+        <w:rPr>
+          <w:rStyle w:val="NormalTok"/>
+        </w:rPr>
+        <w:t xml:space="preserve">(</w:t>
+      </w:r>
+      <w:r>
+        <w:rPr>
+          <w:rStyle w:val="SpecialCharTok"/>
+        </w:rPr>
+        <w:t xml:space="preserve">-</w:t>
+      </w:r>
+      <w:r>
+        <w:rPr>
+          <w:rStyle w:val="FloatTok"/>
+        </w:rPr>
+        <w:t xml:space="preserve">12.7</w:t>
+      </w:r>
+      <w:r>
+        <w:rPr>
+          <w:rStyle w:val="NormalTok"/>
+        </w:rPr>
+        <w:t xml:space="preserve">, </w:t>
+      </w:r>
+      <w:r>
+        <w:rPr>
+          <w:rStyle w:val="SpecialCharTok"/>
+        </w:rPr>
+        <w:t xml:space="preserve">-</w:t>
+      </w:r>
+      <w:r>
+        <w:rPr>
+          <w:rStyle w:val="DecValTok"/>
+        </w:rPr>
+        <w:t xml:space="preserve">11</w:t>
+      </w:r>
+      <w:r>
+        <w:rPr>
+          <w:rStyle w:val="NormalTok"/>
+        </w:rPr>
+        <w:t xml:space="preserve">), </w:t>
+      </w:r>
+      <w:r>
+        <w:rPr>
+          <w:rStyle w:val="AttributeTok"/>
+        </w:rPr>
+        <w:t xml:space="preserve">expand =</w:t>
+      </w:r>
+      <w:r>
+        <w:rPr>
+          <w:rStyle w:val="NormalTok"/>
+        </w:rPr>
+        <w:t xml:space="preserve"> </w:t>
+      </w:r>
+      <w:r>
+        <w:rPr>
+          <w:rStyle w:val="ConstantTok"/>
+        </w:rPr>
+        <w:t xml:space="preserve">FALSE</w:t>
+      </w:r>
+      <w:r>
+        <w:rPr>
+          <w:rStyle w:val="NormalTok"/>
+        </w:rPr>
+        <w:t xml:space="preserve">) </w:t>
+      </w:r>
+      <w:r>
+        <w:rPr>
+          <w:rStyle w:val="SpecialCharTok"/>
+        </w:rPr>
+        <w:t xml:space="preserve">+</w:t>
+      </w:r>
+      <w:r>
+        <w:br/>
+      </w:r>
+      <w:r>
+        <w:rPr>
+          <w:rStyle w:val="NormalTok"/>
+        </w:rPr>
+        <w:t xml:space="preserve">  </w:t>
+      </w:r>
+      <w:r>
+        <w:rPr>
+          <w:rStyle w:val="CommentTok"/>
+        </w:rPr>
+        <w:t xml:space="preserve"># Minimal theme with reduced margins</w:t>
+      </w:r>
+      <w:r>
+        <w:br/>
+      </w:r>
+      <w:r>
+        <w:rPr>
+          <w:rStyle w:val="NormalTok"/>
+        </w:rPr>
+        <w:t xml:space="preserve">  </w:t>
+      </w:r>
+      <w:r>
+        <w:rPr>
+          <w:rStyle w:val="FunctionTok"/>
+        </w:rPr>
+        <w:t xml:space="preserve">theme_minimal</w:t>
+      </w:r>
+      <w:r>
+        <w:rPr>
+          <w:rStyle w:val="NormalTok"/>
+        </w:rPr>
+        <w:t xml:space="preserve">() </w:t>
+      </w:r>
+      <w:r>
+        <w:rPr>
+          <w:rStyle w:val="SpecialCharTok"/>
+        </w:rPr>
+        <w:t xml:space="preserve">+</w:t>
+      </w:r>
+      <w:r>
+        <w:br/>
+      </w:r>
+      <w:r>
+        <w:rPr>
+          <w:rStyle w:val="NormalTok"/>
+        </w:rPr>
+        <w:t xml:space="preserve">  </w:t>
+      </w:r>
+      <w:r>
+        <w:rPr>
+          <w:rStyle w:val="FunctionTok"/>
+        </w:rPr>
+        <w:t xml:space="preserve">theme</w:t>
+      </w:r>
+      <w:r>
+        <w:rPr>
+          <w:rStyle w:val="NormalTok"/>
+        </w:rPr>
+        <w:t xml:space="preserve">(</w:t>
+      </w:r>
+      <w:r>
+        <w:br/>
+      </w:r>
+      <w:r>
+        <w:rPr>
+          <w:rStyle w:val="NormalTok"/>
+        </w:rPr>
+        <w:t xml:space="preserve">    </w:t>
+      </w:r>
+      <w:r>
+        <w:rPr>
+          <w:rStyle w:val="AttributeTok"/>
+        </w:rPr>
+        <w:t xml:space="preserve">legend.position =</w:t>
+      </w:r>
+      <w:r>
+        <w:rPr>
+          <w:rStyle w:val="NormalTok"/>
+        </w:rPr>
+        <w:t xml:space="preserve"> </w:t>
+      </w:r>
+      <w:r>
+        <w:rPr>
+          <w:rStyle w:val="StringTok"/>
+        </w:rPr>
+        <w:t xml:space="preserve">"bottom"</w:t>
+      </w:r>
+      <w:r>
+        <w:rPr>
+          <w:rStyle w:val="NormalTok"/>
+        </w:rPr>
+        <w:t xml:space="preserve">,       </w:t>
+      </w:r>
+      <w:r>
+        <w:rPr>
+          <w:rStyle w:val="CommentTok"/>
+        </w:rPr>
+        <w:t xml:space="preserve"># Place the legend at the bottom</w:t>
+      </w:r>
+      <w:r>
+        <w:br/>
+      </w:r>
+      <w:r>
+        <w:rPr>
+          <w:rStyle w:val="NormalTok"/>
+        </w:rPr>
+        <w:t xml:space="preserve">    </w:t>
+      </w:r>
+      <w:r>
+        <w:rPr>
+          <w:rStyle w:val="AttributeTok"/>
+        </w:rPr>
+        <w:t xml:space="preserve">plot.margin =</w:t>
+      </w:r>
+      <w:r>
+        <w:rPr>
+          <w:rStyle w:val="NormalTok"/>
+        </w:rPr>
+        <w:t xml:space="preserve"> </w:t>
+      </w:r>
+      <w:r>
+        <w:rPr>
+          <w:rStyle w:val="FunctionTok"/>
+        </w:rPr>
+        <w:t xml:space="preserve">unit</w:t>
+      </w:r>
+      <w:r>
+        <w:rPr>
+          <w:rStyle w:val="NormalTok"/>
+        </w:rPr>
+        <w:t xml:space="preserve">(</w:t>
+      </w:r>
+      <w:r>
+        <w:rPr>
+          <w:rStyle w:val="FunctionTok"/>
+        </w:rPr>
+        <w:t xml:space="preserve">c</w:t>
+      </w:r>
+      <w:r>
+        <w:rPr>
+          <w:rStyle w:val="NormalTok"/>
+        </w:rPr>
+        <w:t xml:space="preserve">(</w:t>
+      </w:r>
+      <w:r>
+        <w:rPr>
+          <w:rStyle w:val="FloatTok"/>
+        </w:rPr>
+        <w:t xml:space="preserve">0.5</w:t>
+      </w:r>
+      <w:r>
+        <w:rPr>
+          <w:rStyle w:val="NormalTok"/>
+        </w:rPr>
+        <w:t xml:space="preserve">, </w:t>
+      </w:r>
+      <w:r>
+        <w:rPr>
+          <w:rStyle w:val="FloatTok"/>
+        </w:rPr>
+        <w:t xml:space="preserve">0.5</w:t>
+      </w:r>
+      <w:r>
+        <w:rPr>
+          <w:rStyle w:val="NormalTok"/>
+        </w:rPr>
+        <w:t xml:space="preserve">, </w:t>
+      </w:r>
+      <w:r>
+        <w:rPr>
+          <w:rStyle w:val="FloatTok"/>
+        </w:rPr>
+        <w:t xml:space="preserve">0.5</w:t>
+      </w:r>
+      <w:r>
+        <w:rPr>
+          <w:rStyle w:val="NormalTok"/>
+        </w:rPr>
+        <w:t xml:space="preserve">, </w:t>
+      </w:r>
+      <w:r>
+        <w:rPr>
+          <w:rStyle w:val="FloatTok"/>
+        </w:rPr>
+        <w:t xml:space="preserve">0.5</w:t>
+      </w:r>
+      <w:r>
+        <w:rPr>
+          <w:rStyle w:val="NormalTok"/>
+        </w:rPr>
+        <w:t xml:space="preserve">), </w:t>
+      </w:r>
+      <w:r>
+        <w:rPr>
+          <w:rStyle w:val="StringTok"/>
+        </w:rPr>
+        <w:t xml:space="preserve">"cm"</w:t>
+      </w:r>
+      <w:r>
+        <w:rPr>
+          <w:rStyle w:val="NormalTok"/>
+        </w:rPr>
+        <w:t xml:space="preserve">), </w:t>
+      </w:r>
+      <w:r>
+        <w:rPr>
+          <w:rStyle w:val="CommentTok"/>
+        </w:rPr>
+        <w:t xml:space="preserve"># Adjust margins for more space</w:t>
+      </w:r>
+      <w:r>
+        <w:br/>
+      </w:r>
+      <w:r>
+        <w:rPr>
+          <w:rStyle w:val="NormalTok"/>
+        </w:rPr>
+        <w:t xml:space="preserve">    </w:t>
+      </w:r>
+      <w:r>
+        <w:rPr>
+          <w:rStyle w:val="AttributeTok"/>
+        </w:rPr>
+        <w:t xml:space="preserve">axis.title =</w:t>
+      </w:r>
+      <w:r>
+        <w:rPr>
+          <w:rStyle w:val="NormalTok"/>
+        </w:rPr>
+        <w:t xml:space="preserve"> </w:t>
+      </w:r>
+      <w:r>
+        <w:rPr>
+          <w:rStyle w:val="FunctionTok"/>
+        </w:rPr>
+        <w:t xml:space="preserve">element_text</w:t>
+      </w:r>
+      <w:r>
+        <w:rPr>
+          <w:rStyle w:val="NormalTok"/>
+        </w:rPr>
+        <w:t xml:space="preserve">(</w:t>
+      </w:r>
+      <w:r>
+        <w:rPr>
+          <w:rStyle w:val="AttributeTok"/>
+        </w:rPr>
+        <w:t xml:space="preserve">size =</w:t>
+      </w:r>
+      <w:r>
+        <w:rPr>
+          <w:rStyle w:val="NormalTok"/>
+        </w:rPr>
+        <w:t xml:space="preserve"> </w:t>
+      </w:r>
+      <w:r>
+        <w:rPr>
+          <w:rStyle w:val="DecValTok"/>
+        </w:rPr>
+        <w:t xml:space="preserve">12</w:t>
+      </w:r>
+      <w:r>
+        <w:rPr>
+          <w:rStyle w:val="NormalTok"/>
+        </w:rPr>
+        <w:t xml:space="preserve">),           </w:t>
+      </w:r>
+      <w:r>
+        <w:rPr>
+          <w:rStyle w:val="CommentTok"/>
+        </w:rPr>
+        <w:t xml:space="preserve"># Increase axis label size</w:t>
+      </w:r>
+      <w:r>
+        <w:br/>
+      </w:r>
+      <w:r>
+        <w:rPr>
+          <w:rStyle w:val="NormalTok"/>
+        </w:rPr>
+        <w:t xml:space="preserve">    </w:t>
+      </w:r>
+      <w:r>
+        <w:rPr>
+          <w:rStyle w:val="AttributeTok"/>
+        </w:rPr>
+        <w:t xml:space="preserve">plot.title =</w:t>
+      </w:r>
+      <w:r>
+        <w:rPr>
+          <w:rStyle w:val="NormalTok"/>
+        </w:rPr>
+        <w:t xml:space="preserve"> </w:t>
+      </w:r>
+      <w:r>
+        <w:rPr>
+          <w:rStyle w:val="FunctionTok"/>
+        </w:rPr>
+        <w:t xml:space="preserve">element_text</w:t>
+      </w:r>
+      <w:r>
+        <w:rPr>
+          <w:rStyle w:val="NormalTok"/>
+        </w:rPr>
+        <w:t xml:space="preserve">(</w:t>
+      </w:r>
+      <w:r>
+        <w:rPr>
+          <w:rStyle w:val="AttributeTok"/>
+        </w:rPr>
+        <w:t xml:space="preserve">size =</w:t>
+      </w:r>
+      <w:r>
+        <w:rPr>
+          <w:rStyle w:val="NormalTok"/>
+        </w:rPr>
+        <w:t xml:space="preserve"> </w:t>
+      </w:r>
+      <w:r>
+        <w:rPr>
+          <w:rStyle w:val="DecValTok"/>
+        </w:rPr>
+        <w:t xml:space="preserve">16</w:t>
+      </w:r>
+      <w:r>
+        <w:rPr>
+          <w:rStyle w:val="NormalTok"/>
+        </w:rPr>
+        <w:t xml:space="preserve">, </w:t>
+      </w:r>
+      <w:r>
+        <w:rPr>
+          <w:rStyle w:val="AttributeTok"/>
+        </w:rPr>
+        <w:t xml:space="preserve">hjust =</w:t>
+      </w:r>
+      <w:r>
+        <w:rPr>
+          <w:rStyle w:val="NormalTok"/>
+        </w:rPr>
+        <w:t xml:space="preserve"> </w:t>
+      </w:r>
+      <w:r>
+        <w:rPr>
+          <w:rStyle w:val="FloatTok"/>
+        </w:rPr>
+        <w:t xml:space="preserve">0.5</w:t>
+      </w:r>
+      <w:r>
+        <w:rPr>
+          <w:rStyle w:val="NormalTok"/>
+        </w:rPr>
+        <w:t xml:space="preserve">) </w:t>
+      </w:r>
+      <w:r>
+        <w:rPr>
+          <w:rStyle w:val="CommentTok"/>
+        </w:rPr>
+        <w:t xml:space="preserve"># Center and enlarge title</w:t>
+      </w:r>
+      <w:r>
+        <w:br/>
+      </w:r>
+      <w:r>
+        <w:rPr>
+          <w:rStyle w:val="NormalTok"/>
+        </w:rPr>
+        <w:t xml:space="preserve">  )</w:t>
+      </w:r>
+      <w:r>
+        <w:br/>
+      </w:r>
+      <w:r>
+        <w:br/>
+      </w:r>
+      <w:r>
+        <w:rPr>
+          <w:rStyle w:val="NormalTok"/>
+        </w:rPr>
+        <w:t xml:space="preserve">p_HC</w:t>
+      </w:r>
+    </w:p>
+    <w:p>
+      <w:pPr>
+        <w:pStyle w:val="FirstParagraph"/>
       </w:pPr>
       <w:r>
         <w:drawing>
           <wp:inline>
             <wp:extent cx="4620126" cy="3696101"/>
             <wp:effectExtent b="0" l="0" r="0" t="0"/>
-            <wp:docPr descr="Fig. 2; Criteria D results for Hard coral included Relative severity versus extent by ecoregion, color-coded by IUCN RLE status. Dashed lines represent threshold values for severity and extent (30%, 50%, 80%)." title="" id="27" name="Picture"/>
+            <wp:docPr descr="" title="" id="27" name="Picture"/>
             <a:graphic>
               <a:graphicData uri="http://schemas.openxmlformats.org/drawingml/2006/picture">
                 <pic:pic>
@@ -275,20 +2937,127 @@
     </w:p>
     <w:p>
       <w:pPr>
-        <w:pStyle w:val="ImageCaption"/>
+        <w:pStyle w:val="SourceCode"/>
       </w:pPr>
       <w:r>
-        <w:t xml:space="preserve">Fig. 2; Criteria D results for Hard coral included Relative severity versus extent by ecoregion, color-coded by IUCN RLE status. Dashed lines represent threshold values for severity and extent (30%, 50%, 80%).</w:t>
-      </w:r>
-    </w:p>
-    <w:bookmarkEnd w:id="29"/>
-    <w:bookmarkStart w:id="36" w:name="macroalgae-coral-ratio-macor"/>
-    <w:p>
-      <w:pPr>
-        <w:pStyle w:val="Heading2"/>
-      </w:pPr>
-      <w:r>
-        <w:t xml:space="preserve">4.2 Macroalgae Coral Ratio (MaCoR)</w:t>
+        <w:rPr>
+          <w:rStyle w:val="FunctionTok"/>
+        </w:rPr>
+        <w:t xml:space="preserve">ggsave</w:t>
+      </w:r>
+      <w:r>
+        <w:rPr>
+          <w:rStyle w:val="NormalTok"/>
+        </w:rPr>
+        <w:t xml:space="preserve">(</w:t>
+      </w:r>
+      <w:r>
+        <w:rPr>
+          <w:rStyle w:val="StringTok"/>
+        </w:rPr>
+        <w:t xml:space="preserve">"HC_RS_map.png"</w:t>
+      </w:r>
+      <w:r>
+        <w:rPr>
+          <w:rStyle w:val="NormalTok"/>
+        </w:rPr>
+        <w:t xml:space="preserve">, </w:t>
+      </w:r>
+      <w:r>
+        <w:rPr>
+          <w:rStyle w:val="AttributeTok"/>
+        </w:rPr>
+        <w:t xml:space="preserve">width =</w:t>
+      </w:r>
+      <w:r>
+        <w:rPr>
+          <w:rStyle w:val="NormalTok"/>
+        </w:rPr>
+        <w:t xml:space="preserve"> </w:t>
+      </w:r>
+      <w:r>
+        <w:rPr>
+          <w:rStyle w:val="DecValTok"/>
+        </w:rPr>
+        <w:t xml:space="preserve">12</w:t>
+      </w:r>
+      <w:r>
+        <w:rPr>
+          <w:rStyle w:val="NormalTok"/>
+        </w:rPr>
+        <w:t xml:space="preserve">, </w:t>
+      </w:r>
+      <w:r>
+        <w:rPr>
+          <w:rStyle w:val="AttributeTok"/>
+        </w:rPr>
+        <w:t xml:space="preserve">height =</w:t>
+      </w:r>
+      <w:r>
+        <w:rPr>
+          <w:rStyle w:val="NormalTok"/>
+        </w:rPr>
+        <w:t xml:space="preserve"> </w:t>
+      </w:r>
+      <w:r>
+        <w:rPr>
+          <w:rStyle w:val="DecValTok"/>
+        </w:rPr>
+        <w:t xml:space="preserve">10</w:t>
+      </w:r>
+      <w:r>
+        <w:rPr>
+          <w:rStyle w:val="NormalTok"/>
+        </w:rPr>
+        <w:t xml:space="preserve">, </w:t>
+      </w:r>
+      <w:r>
+        <w:rPr>
+          <w:rStyle w:val="AttributeTok"/>
+        </w:rPr>
+        <w:t xml:space="preserve">dpi =</w:t>
+      </w:r>
+      <w:r>
+        <w:rPr>
+          <w:rStyle w:val="NormalTok"/>
+        </w:rPr>
+        <w:t xml:space="preserve"> </w:t>
+      </w:r>
+      <w:r>
+        <w:rPr>
+          <w:rStyle w:val="DecValTok"/>
+        </w:rPr>
+        <w:t xml:space="preserve">300</w:t>
+      </w:r>
+      <w:r>
+        <w:rPr>
+          <w:rStyle w:val="NormalTok"/>
+        </w:rPr>
+        <w:t xml:space="preserve">, </w:t>
+      </w:r>
+      <w:r>
+        <w:rPr>
+          <w:rStyle w:val="AttributeTok"/>
+        </w:rPr>
+        <w:t xml:space="preserve">bg =</w:t>
+      </w:r>
+      <w:r>
+        <w:rPr>
+          <w:rStyle w:val="NormalTok"/>
+        </w:rPr>
+        <w:t xml:space="preserve"> </w:t>
+      </w:r>
+      <w:r>
+        <w:rPr>
+          <w:rStyle w:val="StringTok"/>
+        </w:rPr>
+        <w:t xml:space="preserve">"white"</w:t>
+      </w:r>
+      <w:r>
+        <w:rPr>
+          <w:rStyle w:val="NormalTok"/>
+        </w:rPr>
+        <w:t xml:space="preserve">)</w:t>
       </w:r>
     </w:p>
     <w:p>
@@ -300,18 +3069,18 @@
           <wp:inline>
             <wp:extent cx="4620126" cy="3696101"/>
             <wp:effectExtent b="0" l="0" r="0" t="0"/>
-            <wp:docPr descr="Fig. 1; Relative severity for MaCoR by ecoregion, with points color-coded according to IUCN RLE status (NT/LC, VU, EN, CR). The number of data points for each ecoregion is indicated by n" title="" id="31" name="Picture"/>
+            <wp:docPr descr="Fig. 2; Criteria D results for Hard coral included Relative severity versus extent by ecoregion, color-coded by IUCN RLE status. Dashed lines represent threshold values for severity and extent (30%, 50%, 80%)." title="" id="30" name="Picture"/>
             <a:graphic>
               <a:graphicData uri="http://schemas.openxmlformats.org/drawingml/2006/picture">
                 <pic:pic>
                   <pic:nvPicPr>
-                    <pic:cNvPr descr="Criteria_D_Analysis_NCRA_Comoros_files/figure-docx/unnamed-chunk-11-1.png" id="32" name="Picture"/>
+                    <pic:cNvPr descr="Criteria_D_Analysis_NCRA_Comoros_files/figure-docx/unnamed-chunk-9-1.png" id="31" name="Picture"/>
                     <pic:cNvPicPr>
                       <a:picLocks noChangeArrowheads="1" noChangeAspect="1"/>
                     </pic:cNvPicPr>
                   </pic:nvPicPr>
                   <pic:blipFill>
-                    <a:blip r:embed="rId30"/>
+                    <a:blip r:embed="rId29"/>
                     <a:stretch>
                       <a:fillRect/>
                     </a:stretch>
@@ -343,7 +3112,17 @@
         <w:pStyle w:val="ImageCaption"/>
       </w:pPr>
       <w:r>
-        <w:t xml:space="preserve">Fig. 1; Relative severity for MaCoR by ecoregion, with points color-coded according to IUCN RLE status (NT/LC, VU, EN, CR). The number of data points for each ecoregion is indicated by n</w:t>
+        <w:t xml:space="preserve">Fig. 2; Criteria D results for Hard coral included Relative severity versus extent by ecoregion, color-coded by IUCN RLE status. Dashed lines represent threshold values for severity and extent (30%, 50%, 80%).</w:t>
+      </w:r>
+    </w:p>
+    <w:bookmarkEnd w:id="32"/>
+    <w:bookmarkStart w:id="42" w:name="macroalgae-coral-ratio-macor"/>
+    <w:p>
+      <w:pPr>
+        <w:pStyle w:val="Heading2"/>
+      </w:pPr>
+      <w:r>
+        <w:t xml:space="preserve">4.2 Macroalgae Coral Ratio (MaCoR)</w:t>
       </w:r>
     </w:p>
     <w:p>
@@ -355,12 +3134,12 @@
           <wp:inline>
             <wp:extent cx="4620126" cy="3696101"/>
             <wp:effectExtent b="0" l="0" r="0" t="0"/>
-            <wp:docPr descr="Fig. 2; Criteria D results for MaCor included Relative severity versus extent by ecoregion, color-coded by IUCN RLE status. Dashed lines represent threshold values for severity and extent (30%, 50%, 80%)." title="" id="34" name="Picture"/>
+            <wp:docPr descr="Fig. 1; Relative severity for MaCoR by ecoregion, with points color-coded according to IUCN RLE status (NT/LC, VU, EN, CR). The number of data points for each ecoregion is indicated by n" title="" id="34" name="Picture"/>
             <a:graphic>
               <a:graphicData uri="http://schemas.openxmlformats.org/drawingml/2006/picture">
                 <pic:pic>
                   <pic:nvPicPr>
-                    <pic:cNvPr descr="Criteria_D_Analysis_NCRA_Comoros_files/figure-docx/unnamed-chunk-13-1.png" id="35" name="Picture"/>
+                    <pic:cNvPr descr="Criteria_D_Analysis_NCRA_Comoros_files/figure-docx/unnamed-chunk-12-1.png" id="35" name="Picture"/>
                     <pic:cNvPicPr>
                       <a:picLocks noChangeArrowheads="1" noChangeAspect="1"/>
                     </pic:cNvPicPr>
@@ -398,11 +3177,2327 @@
         <w:pStyle w:val="ImageCaption"/>
       </w:pPr>
       <w:r>
+        <w:t xml:space="preserve">Fig. 1; Relative severity for MaCoR by ecoregion, with points color-coded according to IUCN RLE status (NT/LC, VU, EN, CR). The number of data points for each ecoregion is indicated by n</w:t>
+      </w:r>
+    </w:p>
+    <w:p>
+      <w:pPr>
+        <w:pStyle w:val="SourceCode"/>
+      </w:pPr>
+      <w:r>
+        <w:rPr>
+          <w:rStyle w:val="FunctionTok"/>
+        </w:rPr>
+        <w:t xml:space="preserve">str</w:t>
+      </w:r>
+      <w:r>
+        <w:rPr>
+          <w:rStyle w:val="NormalTok"/>
+        </w:rPr>
+        <w:t xml:space="preserve">(dat)</w:t>
+      </w:r>
+    </w:p>
+    <w:p>
+      <w:pPr>
+        <w:pStyle w:val="SourceCode"/>
+      </w:pPr>
+      <w:r>
+        <w:rPr>
+          <w:rStyle w:val="VerbatimChar"/>
+        </w:rPr>
+        <w:t xml:space="preserve">gropd_df [90 × 11] (S3: grouped_df/tbl_df/tbl/data.frame)</w:t>
+      </w:r>
+      <w:r>
+        <w:br/>
+      </w:r>
+      <w:r>
+        <w:rPr>
+          <w:rStyle w:val="VerbatimChar"/>
+        </w:rPr>
+        <w:t xml:space="preserve"> $ ecoregion        : chr [1:90] "Anjouan Island" "Anjouan Island" "Anjouan Island" "Anjouan Island" ...</w:t>
+      </w:r>
+      <w:r>
+        <w:br/>
+      </w:r>
+      <w:r>
+        <w:rPr>
+          <w:rStyle w:val="VerbatimChar"/>
+        </w:rPr>
+        <w:t xml:space="preserve"> $ Location         : chr [1:90] "Moya" "Moya" "Moya" "Moya" ...</w:t>
+      </w:r>
+      <w:r>
+        <w:br/>
+      </w:r>
+      <w:r>
+        <w:rPr>
+          <w:rStyle w:val="VerbatimChar"/>
+        </w:rPr>
+        <w:t xml:space="preserve"> $ Site             : chr [1:90] "Mpoundri" "Mutsa Muhune" "Nkohani Shindrini" "Plage Moya" ...</w:t>
+      </w:r>
+      <w:r>
+        <w:br/>
+      </w:r>
+      <w:r>
+        <w:rPr>
+          <w:rStyle w:val="VerbatimChar"/>
+        </w:rPr>
+        <w:t xml:space="preserve"> $ lat              : chr [1:90] "-12.303833" "-12.318533" "-12.318067" "-12.31175" ...</w:t>
+      </w:r>
+      <w:r>
+        <w:br/>
+      </w:r>
+      <w:r>
+        <w:rPr>
+          <w:rStyle w:val="VerbatimChar"/>
+        </w:rPr>
+        <w:t xml:space="preserve"> $ long             : num [1:90] 44.4 44.4 44.4 44.4 44.4 ...</w:t>
+      </w:r>
+      <w:r>
+        <w:br/>
+      </w:r>
+      <w:r>
+        <w:rPr>
+          <w:rStyle w:val="VerbatimChar"/>
+        </w:rPr>
+        <w:t xml:space="preserve"> $ current_cover    : num [1:90] 0.0646 0.4819 0.0313 0.1177 0.066 ...</w:t>
+      </w:r>
+      <w:r>
+        <w:br/>
+      </w:r>
+      <w:r>
+        <w:rPr>
+          <w:rStyle w:val="VerbatimChar"/>
+        </w:rPr>
+        <w:t xml:space="preserve"> $ threshold_cover  : num [1:90] 0.833 0.833 0.833 0.833 0.833 ...</w:t>
+      </w:r>
+      <w:r>
+        <w:br/>
+      </w:r>
+      <w:r>
+        <w:rPr>
+          <w:rStyle w:val="VerbatimChar"/>
+        </w:rPr>
+        <w:t xml:space="preserve"> $ baseline_cover   : num [1:90] 0.167 0.167 0.167 0.167 0.167 ...</w:t>
+      </w:r>
+      <w:r>
+        <w:br/>
+      </w:r>
+      <w:r>
+        <w:rPr>
+          <w:rStyle w:val="VerbatimChar"/>
+        </w:rPr>
+        <w:t xml:space="preserve"> $ baseline_sd      : num [1:90] 0.1 0.1 0.1 0.1 0.1 0.1 0.1 0.1 0.1 0.1 ...</w:t>
+      </w:r>
+      <w:r>
+        <w:br/>
+      </w:r>
+      <w:r>
+        <w:rPr>
+          <w:rStyle w:val="VerbatimChar"/>
+        </w:rPr>
+        <w:t xml:space="preserve"> $ relative_severity: num [1:90] 8.96 100 1.71 20.55 9.28 ...</w:t>
+      </w:r>
+      <w:r>
+        <w:br/>
+      </w:r>
+      <w:r>
+        <w:rPr>
+          <w:rStyle w:val="VerbatimChar"/>
+        </w:rPr>
+        <w:t xml:space="preserve"> $ iucn_status      : Factor w/ 4 levels "NT/LC","VU","EN",..: 1 4 1 1 1 3 1 1 1 1 ...</w:t>
+      </w:r>
+      <w:r>
+        <w:br/>
+      </w:r>
+      <w:r>
+        <w:rPr>
+          <w:rStyle w:val="VerbatimChar"/>
+        </w:rPr>
+        <w:t xml:space="preserve"> - attr(*, "groups")= tibble [4 × 2] (S3: tbl_df/tbl/data.frame)</w:t>
+      </w:r>
+      <w:r>
+        <w:br/>
+      </w:r>
+      <w:r>
+        <w:rPr>
+          <w:rStyle w:val="VerbatimChar"/>
+        </w:rPr>
+        <w:t xml:space="preserve">  ..$ ecoregion: chr [1:4] "Anjouan Island" "Grand Comore Island" "Moheli Island" "National"</w:t>
+      </w:r>
+      <w:r>
+        <w:br/>
+      </w:r>
+      <w:r>
+        <w:rPr>
+          <w:rStyle w:val="VerbatimChar"/>
+        </w:rPr>
+        <w:t xml:space="preserve">  ..$ .rows    : list&lt;int&gt; [1:4] </w:t>
+      </w:r>
+      <w:r>
+        <w:br/>
+      </w:r>
+      <w:r>
+        <w:rPr>
+          <w:rStyle w:val="VerbatimChar"/>
+        </w:rPr>
+        <w:t xml:space="preserve">  .. ..$ : int [1:19] 1 2 3 4 5 6 7 8 9 10 ...</w:t>
+      </w:r>
+      <w:r>
+        <w:br/>
+      </w:r>
+      <w:r>
+        <w:rPr>
+          <w:rStyle w:val="VerbatimChar"/>
+        </w:rPr>
+        <w:t xml:space="preserve">  .. ..$ : int [1:12] 20 21 22 23 24 25 26 27 28 29 ...</w:t>
+      </w:r>
+      <w:r>
+        <w:br/>
+      </w:r>
+      <w:r>
+        <w:rPr>
+          <w:rStyle w:val="VerbatimChar"/>
+        </w:rPr>
+        <w:t xml:space="preserve">  .. ..$ : int [1:14] 32 33 34 35 36 37 38 39 40 41 ...</w:t>
+      </w:r>
+      <w:r>
+        <w:br/>
+      </w:r>
+      <w:r>
+        <w:rPr>
+          <w:rStyle w:val="VerbatimChar"/>
+        </w:rPr>
+        <w:t xml:space="preserve">  .. ..$ : int [1:45] 46 47 48 49 50 51 52 53 54 55 ...</w:t>
+      </w:r>
+      <w:r>
+        <w:br/>
+      </w:r>
+      <w:r>
+        <w:rPr>
+          <w:rStyle w:val="VerbatimChar"/>
+        </w:rPr>
+        <w:t xml:space="preserve">  .. ..@ ptype: int(0) </w:t>
+      </w:r>
+      <w:r>
+        <w:br/>
+      </w:r>
+      <w:r>
+        <w:rPr>
+          <w:rStyle w:val="VerbatimChar"/>
+        </w:rPr>
+        <w:t xml:space="preserve">  ..- attr(*, ".drop")= logi TRUE</w:t>
+      </w:r>
+    </w:p>
+    <w:p>
+      <w:pPr>
+        <w:pStyle w:val="SourceCode"/>
+      </w:pPr>
+      <w:r>
+        <w:rPr>
+          <w:rStyle w:val="NormalTok"/>
+        </w:rPr>
+        <w:t xml:space="preserve">dat</w:t>
+      </w:r>
+      <w:r>
+        <w:rPr>
+          <w:rStyle w:val="SpecialCharTok"/>
+        </w:rPr>
+        <w:t xml:space="preserve">$</w:t>
+      </w:r>
+      <w:r>
+        <w:rPr>
+          <w:rStyle w:val="NormalTok"/>
+        </w:rPr>
+        <w:t xml:space="preserve">lat </w:t>
+      </w:r>
+      <w:r>
+        <w:rPr>
+          <w:rStyle w:val="OtherTok"/>
+        </w:rPr>
+        <w:t xml:space="preserve">&lt;-</w:t>
+      </w:r>
+      <w:r>
+        <w:rPr>
+          <w:rStyle w:val="NormalTok"/>
+        </w:rPr>
+        <w:t xml:space="preserve"> </w:t>
+      </w:r>
+      <w:r>
+        <w:rPr>
+          <w:rStyle w:val="FunctionTok"/>
+        </w:rPr>
+        <w:t xml:space="preserve">as.numeric</w:t>
+      </w:r>
+      <w:r>
+        <w:rPr>
+          <w:rStyle w:val="NormalTok"/>
+        </w:rPr>
+        <w:t xml:space="preserve">(</w:t>
+      </w:r>
+      <w:r>
+        <w:rPr>
+          <w:rStyle w:val="FunctionTok"/>
+        </w:rPr>
+        <w:t xml:space="preserve">as.character</w:t>
+      </w:r>
+      <w:r>
+        <w:rPr>
+          <w:rStyle w:val="NormalTok"/>
+        </w:rPr>
+        <w:t xml:space="preserve">(dat</w:t>
+      </w:r>
+      <w:r>
+        <w:rPr>
+          <w:rStyle w:val="SpecialCharTok"/>
+        </w:rPr>
+        <w:t xml:space="preserve">$</w:t>
+      </w:r>
+      <w:r>
+        <w:rPr>
+          <w:rStyle w:val="NormalTok"/>
+        </w:rPr>
+        <w:t xml:space="preserve">lat))</w:t>
+      </w:r>
+      <w:r>
+        <w:br/>
+      </w:r>
+      <w:r>
+        <w:br/>
+      </w:r>
+      <w:r>
+        <w:rPr>
+          <w:rStyle w:val="NormalTok"/>
+        </w:rPr>
+        <w:t xml:space="preserve">dat_clean </w:t>
+      </w:r>
+      <w:r>
+        <w:rPr>
+          <w:rStyle w:val="OtherTok"/>
+        </w:rPr>
+        <w:t xml:space="preserve">&lt;-</w:t>
+      </w:r>
+      <w:r>
+        <w:rPr>
+          <w:rStyle w:val="NormalTok"/>
+        </w:rPr>
+        <w:t xml:space="preserve"> dat[</w:t>
+      </w:r>
+      <w:r>
+        <w:rPr>
+          <w:rStyle w:val="SpecialCharTok"/>
+        </w:rPr>
+        <w:t xml:space="preserve">!</w:t>
+      </w:r>
+      <w:r>
+        <w:rPr>
+          <w:rStyle w:val="FunctionTok"/>
+        </w:rPr>
+        <w:t xml:space="preserve">is.na</w:t>
+      </w:r>
+      <w:r>
+        <w:rPr>
+          <w:rStyle w:val="NormalTok"/>
+        </w:rPr>
+        <w:t xml:space="preserve">(dat</w:t>
+      </w:r>
+      <w:r>
+        <w:rPr>
+          <w:rStyle w:val="SpecialCharTok"/>
+        </w:rPr>
+        <w:t xml:space="preserve">$</w:t>
+      </w:r>
+      <w:r>
+        <w:rPr>
+          <w:rStyle w:val="NormalTok"/>
+        </w:rPr>
+        <w:t xml:space="preserve">lat) </w:t>
+      </w:r>
+      <w:r>
+        <w:rPr>
+          <w:rStyle w:val="SpecialCharTok"/>
+        </w:rPr>
+        <w:t xml:space="preserve">&amp;</w:t>
+      </w:r>
+      <w:r>
+        <w:rPr>
+          <w:rStyle w:val="NormalTok"/>
+        </w:rPr>
+        <w:t xml:space="preserve"> </w:t>
+      </w:r>
+      <w:r>
+        <w:rPr>
+          <w:rStyle w:val="SpecialCharTok"/>
+        </w:rPr>
+        <w:t xml:space="preserve">!</w:t>
+      </w:r>
+      <w:r>
+        <w:rPr>
+          <w:rStyle w:val="FunctionTok"/>
+        </w:rPr>
+        <w:t xml:space="preserve">is.na</w:t>
+      </w:r>
+      <w:r>
+        <w:rPr>
+          <w:rStyle w:val="NormalTok"/>
+        </w:rPr>
+        <w:t xml:space="preserve">(dat</w:t>
+      </w:r>
+      <w:r>
+        <w:rPr>
+          <w:rStyle w:val="SpecialCharTok"/>
+        </w:rPr>
+        <w:t xml:space="preserve">$</w:t>
+      </w:r>
+      <w:r>
+        <w:rPr>
+          <w:rStyle w:val="NormalTok"/>
+        </w:rPr>
+        <w:t xml:space="preserve">long), ]</w:t>
+      </w:r>
+      <w:r>
+        <w:br/>
+      </w:r>
+      <w:r>
+        <w:br/>
+      </w:r>
+      <w:r>
+        <w:rPr>
+          <w:rStyle w:val="CommentTok"/>
+        </w:rPr>
+        <w:t xml:space="preserve"># Check the structure again to ensure missing values are handled</w:t>
+      </w:r>
+      <w:r>
+        <w:br/>
+      </w:r>
+      <w:r>
+        <w:rPr>
+          <w:rStyle w:val="FunctionTok"/>
+        </w:rPr>
+        <w:t xml:space="preserve">str</w:t>
+      </w:r>
+      <w:r>
+        <w:rPr>
+          <w:rStyle w:val="NormalTok"/>
+        </w:rPr>
+        <w:t xml:space="preserve">(dat_clean)</w:t>
+      </w:r>
+    </w:p>
+    <w:p>
+      <w:pPr>
+        <w:pStyle w:val="SourceCode"/>
+      </w:pPr>
+      <w:r>
+        <w:rPr>
+          <w:rStyle w:val="VerbatimChar"/>
+        </w:rPr>
+        <w:t xml:space="preserve">gropd_df [88 × 11] (S3: grouped_df/tbl_df/tbl/data.frame)</w:t>
+      </w:r>
+      <w:r>
+        <w:br/>
+      </w:r>
+      <w:r>
+        <w:rPr>
+          <w:rStyle w:val="VerbatimChar"/>
+        </w:rPr>
+        <w:t xml:space="preserve"> $ ecoregion        : chr [1:88] "Anjouan Island" "Anjouan Island" "Anjouan Island" "Anjouan Island" ...</w:t>
+      </w:r>
+      <w:r>
+        <w:br/>
+      </w:r>
+      <w:r>
+        <w:rPr>
+          <w:rStyle w:val="VerbatimChar"/>
+        </w:rPr>
+        <w:t xml:space="preserve"> $ Location         : chr [1:88] "Moya" "Moya" "Moya" "Moya" ...</w:t>
+      </w:r>
+      <w:r>
+        <w:br/>
+      </w:r>
+      <w:r>
+        <w:rPr>
+          <w:rStyle w:val="VerbatimChar"/>
+        </w:rPr>
+        <w:t xml:space="preserve"> $ Site             : chr [1:88] "Mpoundri" "Mutsa Muhune" "Nkohani Shindrini" "Plage Moya" ...</w:t>
+      </w:r>
+      <w:r>
+        <w:br/>
+      </w:r>
+      <w:r>
+        <w:rPr>
+          <w:rStyle w:val="VerbatimChar"/>
+        </w:rPr>
+        <w:t xml:space="preserve"> $ lat              : num [1:88] -12.3 -12.3 -12.3 -12.3 -12.2 ...</w:t>
+      </w:r>
+      <w:r>
+        <w:br/>
+      </w:r>
+      <w:r>
+        <w:rPr>
+          <w:rStyle w:val="VerbatimChar"/>
+        </w:rPr>
+        <w:t xml:space="preserve"> $ long             : num [1:88] 44.4 44.4 44.4 44.4 44.4 ...</w:t>
+      </w:r>
+      <w:r>
+        <w:br/>
+      </w:r>
+      <w:r>
+        <w:rPr>
+          <w:rStyle w:val="VerbatimChar"/>
+        </w:rPr>
+        <w:t xml:space="preserve"> $ current_cover    : num [1:88] 0.0646 0.4819 0.0313 0.1177 0.066 ...</w:t>
+      </w:r>
+      <w:r>
+        <w:br/>
+      </w:r>
+      <w:r>
+        <w:rPr>
+          <w:rStyle w:val="VerbatimChar"/>
+        </w:rPr>
+        <w:t xml:space="preserve"> $ threshold_cover  : num [1:88] 0.833 0.833 0.833 0.833 0.833 ...</w:t>
+      </w:r>
+      <w:r>
+        <w:br/>
+      </w:r>
+      <w:r>
+        <w:rPr>
+          <w:rStyle w:val="VerbatimChar"/>
+        </w:rPr>
+        <w:t xml:space="preserve"> $ baseline_cover   : num [1:88] 0.167 0.167 0.167 0.167 0.167 ...</w:t>
+      </w:r>
+      <w:r>
+        <w:br/>
+      </w:r>
+      <w:r>
+        <w:rPr>
+          <w:rStyle w:val="VerbatimChar"/>
+        </w:rPr>
+        <w:t xml:space="preserve"> $ baseline_sd      : num [1:88] 0.1 0.1 0.1 0.1 0.1 0.1 0.1 0.1 0.1 0.1 ...</w:t>
+      </w:r>
+      <w:r>
+        <w:br/>
+      </w:r>
+      <w:r>
+        <w:rPr>
+          <w:rStyle w:val="VerbatimChar"/>
+        </w:rPr>
+        <w:t xml:space="preserve"> $ relative_severity: num [1:88] 8.96 100 1.71 20.55 9.28 ...</w:t>
+      </w:r>
+      <w:r>
+        <w:br/>
+      </w:r>
+      <w:r>
+        <w:rPr>
+          <w:rStyle w:val="VerbatimChar"/>
+        </w:rPr>
+        <w:t xml:space="preserve"> $ iucn_status      : Factor w/ 4 levels "NT/LC","VU","EN",..: 1 4 1 1 1 3 1 1 1 1 ...</w:t>
+      </w:r>
+      <w:r>
+        <w:br/>
+      </w:r>
+      <w:r>
+        <w:rPr>
+          <w:rStyle w:val="VerbatimChar"/>
+        </w:rPr>
+        <w:t xml:space="preserve"> - attr(*, "groups")= tibble [4 × 2] (S3: tbl_df/tbl/data.frame)</w:t>
+      </w:r>
+      <w:r>
+        <w:br/>
+      </w:r>
+      <w:r>
+        <w:rPr>
+          <w:rStyle w:val="VerbatimChar"/>
+        </w:rPr>
+        <w:t xml:space="preserve">  ..$ ecoregion: chr [1:4] "Anjouan Island" "Grand Comore Island" "Moheli Island" "National"</w:t>
+      </w:r>
+      <w:r>
+        <w:br/>
+      </w:r>
+      <w:r>
+        <w:rPr>
+          <w:rStyle w:val="VerbatimChar"/>
+        </w:rPr>
+        <w:t xml:space="preserve">  ..$ .rows    : list&lt;int&gt; [1:4] </w:t>
+      </w:r>
+      <w:r>
+        <w:br/>
+      </w:r>
+      <w:r>
+        <w:rPr>
+          <w:rStyle w:val="VerbatimChar"/>
+        </w:rPr>
+        <w:t xml:space="preserve">  .. ..$ : int [1:19] 1 2 3 4 5 6 7 8 9 10 ...</w:t>
+      </w:r>
+      <w:r>
+        <w:br/>
+      </w:r>
+      <w:r>
+        <w:rPr>
+          <w:rStyle w:val="VerbatimChar"/>
+        </w:rPr>
+        <w:t xml:space="preserve">  .. ..$ : int [1:12] 20 21 22 23 24 25 26 27 28 29 ...</w:t>
+      </w:r>
+      <w:r>
+        <w:br/>
+      </w:r>
+      <w:r>
+        <w:rPr>
+          <w:rStyle w:val="VerbatimChar"/>
+        </w:rPr>
+        <w:t xml:space="preserve">  .. ..$ : int [1:13] 32 33 34 35 36 37 38 39 40 41 ...</w:t>
+      </w:r>
+      <w:r>
+        <w:br/>
+      </w:r>
+      <w:r>
+        <w:rPr>
+          <w:rStyle w:val="VerbatimChar"/>
+        </w:rPr>
+        <w:t xml:space="preserve">  .. ..$ : int [1:44] 45 46 47 48 49 50 51 52 53 54 ...</w:t>
+      </w:r>
+      <w:r>
+        <w:br/>
+      </w:r>
+      <w:r>
+        <w:rPr>
+          <w:rStyle w:val="VerbatimChar"/>
+        </w:rPr>
+        <w:t xml:space="preserve">  .. ..@ ptype: int(0) </w:t>
+      </w:r>
+      <w:r>
+        <w:br/>
+      </w:r>
+      <w:r>
+        <w:rPr>
+          <w:rStyle w:val="VerbatimChar"/>
+        </w:rPr>
+        <w:t xml:space="preserve">  ..- attr(*, ".drop")= logi TRUE</w:t>
+      </w:r>
+    </w:p>
+    <w:p>
+      <w:pPr>
+        <w:pStyle w:val="SourceCode"/>
+      </w:pPr>
+      <w:r>
+        <w:rPr>
+          <w:rStyle w:val="NormalTok"/>
+        </w:rPr>
+        <w:t xml:space="preserve">dat_clean </w:t>
+      </w:r>
+      <w:r>
+        <w:rPr>
+          <w:rStyle w:val="OtherTok"/>
+        </w:rPr>
+        <w:t xml:space="preserve">&lt;-</w:t>
+      </w:r>
+      <w:r>
+        <w:rPr>
+          <w:rStyle w:val="NormalTok"/>
+        </w:rPr>
+        <w:t xml:space="preserve"> </w:t>
+      </w:r>
+      <w:r>
+        <w:rPr>
+          <w:rStyle w:val="FunctionTok"/>
+        </w:rPr>
+        <w:t xml:space="preserve">st_as_sf</w:t>
+      </w:r>
+      <w:r>
+        <w:rPr>
+          <w:rStyle w:val="NormalTok"/>
+        </w:rPr>
+        <w:t xml:space="preserve">(dat_clean, </w:t>
+      </w:r>
+      <w:r>
+        <w:rPr>
+          <w:rStyle w:val="AttributeTok"/>
+        </w:rPr>
+        <w:t xml:space="preserve">coords =</w:t>
+      </w:r>
+      <w:r>
+        <w:rPr>
+          <w:rStyle w:val="NormalTok"/>
+        </w:rPr>
+        <w:t xml:space="preserve"> </w:t>
+      </w:r>
+      <w:r>
+        <w:rPr>
+          <w:rStyle w:val="FunctionTok"/>
+        </w:rPr>
+        <w:t xml:space="preserve">c</w:t>
+      </w:r>
+      <w:r>
+        <w:rPr>
+          <w:rStyle w:val="NormalTok"/>
+        </w:rPr>
+        <w:t xml:space="preserve">(</w:t>
+      </w:r>
+      <w:r>
+        <w:rPr>
+          <w:rStyle w:val="StringTok"/>
+        </w:rPr>
+        <w:t xml:space="preserve">"long"</w:t>
+      </w:r>
+      <w:r>
+        <w:rPr>
+          <w:rStyle w:val="NormalTok"/>
+        </w:rPr>
+        <w:t xml:space="preserve">, </w:t>
+      </w:r>
+      <w:r>
+        <w:rPr>
+          <w:rStyle w:val="StringTok"/>
+        </w:rPr>
+        <w:t xml:space="preserve">"lat"</w:t>
+      </w:r>
+      <w:r>
+        <w:rPr>
+          <w:rStyle w:val="NormalTok"/>
+        </w:rPr>
+        <w:t xml:space="preserve">), </w:t>
+      </w:r>
+      <w:r>
+        <w:rPr>
+          <w:rStyle w:val="AttributeTok"/>
+        </w:rPr>
+        <w:t xml:space="preserve">crs =</w:t>
+      </w:r>
+      <w:r>
+        <w:rPr>
+          <w:rStyle w:val="NormalTok"/>
+        </w:rPr>
+        <w:t xml:space="preserve"> </w:t>
+      </w:r>
+      <w:r>
+        <w:rPr>
+          <w:rStyle w:val="DecValTok"/>
+        </w:rPr>
+        <w:t xml:space="preserve">4326</w:t>
+      </w:r>
+      <w:r>
+        <w:rPr>
+          <w:rStyle w:val="NormalTok"/>
+        </w:rPr>
+        <w:t xml:space="preserve">)</w:t>
+      </w:r>
+      <w:r>
+        <w:br/>
+      </w:r>
+      <w:r>
+        <w:br/>
+      </w:r>
+      <w:r>
+        <w:br/>
+      </w:r>
+      <w:r>
+        <w:rPr>
+          <w:rStyle w:val="CommentTok"/>
+        </w:rPr>
+        <w:t xml:space="preserve"># Map the IUCN status to colors</w:t>
+      </w:r>
+      <w:r>
+        <w:br/>
+      </w:r>
+      <w:r>
+        <w:rPr>
+          <w:rStyle w:val="NormalTok"/>
+        </w:rPr>
+        <w:t xml:space="preserve">iucn_colors </w:t>
+      </w:r>
+      <w:r>
+        <w:rPr>
+          <w:rStyle w:val="OtherTok"/>
+        </w:rPr>
+        <w:t xml:space="preserve">&lt;-</w:t>
+      </w:r>
+      <w:r>
+        <w:rPr>
+          <w:rStyle w:val="NormalTok"/>
+        </w:rPr>
+        <w:t xml:space="preserve"> </w:t>
+      </w:r>
+      <w:r>
+        <w:rPr>
+          <w:rStyle w:val="FunctionTok"/>
+        </w:rPr>
+        <w:t xml:space="preserve">c</w:t>
+      </w:r>
+      <w:r>
+        <w:rPr>
+          <w:rStyle w:val="NormalTok"/>
+        </w:rPr>
+        <w:t xml:space="preserve">(</w:t>
+      </w:r>
+      <w:r>
+        <w:br/>
+      </w:r>
+      <w:r>
+        <w:rPr>
+          <w:rStyle w:val="NormalTok"/>
+        </w:rPr>
+        <w:t xml:space="preserve">  </w:t>
+      </w:r>
+      <w:r>
+        <w:rPr>
+          <w:rStyle w:val="StringTok"/>
+        </w:rPr>
+        <w:t xml:space="preserve">"CR"</w:t>
+      </w:r>
+      <w:r>
+        <w:rPr>
+          <w:rStyle w:val="NormalTok"/>
+        </w:rPr>
+        <w:t xml:space="preserve"> </w:t>
+      </w:r>
+      <w:r>
+        <w:rPr>
+          <w:rStyle w:val="OtherTok"/>
+        </w:rPr>
+        <w:t xml:space="preserve">=</w:t>
+      </w:r>
+      <w:r>
+        <w:rPr>
+          <w:rStyle w:val="NormalTok"/>
+        </w:rPr>
+        <w:t xml:space="preserve"> </w:t>
+      </w:r>
+      <w:r>
+        <w:rPr>
+          <w:rStyle w:val="StringTok"/>
+        </w:rPr>
+        <w:t xml:space="preserve">"red"</w:t>
+      </w:r>
+      <w:r>
+        <w:rPr>
+          <w:rStyle w:val="NormalTok"/>
+        </w:rPr>
+        <w:t xml:space="preserve">,</w:t>
+      </w:r>
+      <w:r>
+        <w:br/>
+      </w:r>
+      <w:r>
+        <w:rPr>
+          <w:rStyle w:val="NormalTok"/>
+        </w:rPr>
+        <w:t xml:space="preserve">  </w:t>
+      </w:r>
+      <w:r>
+        <w:rPr>
+          <w:rStyle w:val="StringTok"/>
+        </w:rPr>
+        <w:t xml:space="preserve">"EN"</w:t>
+      </w:r>
+      <w:r>
+        <w:rPr>
+          <w:rStyle w:val="NormalTok"/>
+        </w:rPr>
+        <w:t xml:space="preserve"> </w:t>
+      </w:r>
+      <w:r>
+        <w:rPr>
+          <w:rStyle w:val="OtherTok"/>
+        </w:rPr>
+        <w:t xml:space="preserve">=</w:t>
+      </w:r>
+      <w:r>
+        <w:rPr>
+          <w:rStyle w:val="NormalTok"/>
+        </w:rPr>
+        <w:t xml:space="preserve"> </w:t>
+      </w:r>
+      <w:r>
+        <w:rPr>
+          <w:rStyle w:val="StringTok"/>
+        </w:rPr>
+        <w:t xml:space="preserve">"orange"</w:t>
+      </w:r>
+      <w:r>
+        <w:rPr>
+          <w:rStyle w:val="NormalTok"/>
+        </w:rPr>
+        <w:t xml:space="preserve">,</w:t>
+      </w:r>
+      <w:r>
+        <w:br/>
+      </w:r>
+      <w:r>
+        <w:rPr>
+          <w:rStyle w:val="NormalTok"/>
+        </w:rPr>
+        <w:t xml:space="preserve">  </w:t>
+      </w:r>
+      <w:r>
+        <w:rPr>
+          <w:rStyle w:val="StringTok"/>
+        </w:rPr>
+        <w:t xml:space="preserve">"VU"</w:t>
+      </w:r>
+      <w:r>
+        <w:rPr>
+          <w:rStyle w:val="NormalTok"/>
+        </w:rPr>
+        <w:t xml:space="preserve"> </w:t>
+      </w:r>
+      <w:r>
+        <w:rPr>
+          <w:rStyle w:val="OtherTok"/>
+        </w:rPr>
+        <w:t xml:space="preserve">=</w:t>
+      </w:r>
+      <w:r>
+        <w:rPr>
+          <w:rStyle w:val="NormalTok"/>
+        </w:rPr>
+        <w:t xml:space="preserve"> </w:t>
+      </w:r>
+      <w:r>
+        <w:rPr>
+          <w:rStyle w:val="StringTok"/>
+        </w:rPr>
+        <w:t xml:space="preserve">"yellow"</w:t>
+      </w:r>
+      <w:r>
+        <w:rPr>
+          <w:rStyle w:val="NormalTok"/>
+        </w:rPr>
+        <w:t xml:space="preserve">,</w:t>
+      </w:r>
+      <w:r>
+        <w:br/>
+      </w:r>
+      <w:r>
+        <w:rPr>
+          <w:rStyle w:val="NormalTok"/>
+        </w:rPr>
+        <w:t xml:space="preserve">  </w:t>
+      </w:r>
+      <w:r>
+        <w:rPr>
+          <w:rStyle w:val="StringTok"/>
+        </w:rPr>
+        <w:t xml:space="preserve">"NT/LC"</w:t>
+      </w:r>
+      <w:r>
+        <w:rPr>
+          <w:rStyle w:val="NormalTok"/>
+        </w:rPr>
+        <w:t xml:space="preserve"> </w:t>
+      </w:r>
+      <w:r>
+        <w:rPr>
+          <w:rStyle w:val="OtherTok"/>
+        </w:rPr>
+        <w:t xml:space="preserve">=</w:t>
+      </w:r>
+      <w:r>
+        <w:rPr>
+          <w:rStyle w:val="NormalTok"/>
+        </w:rPr>
+        <w:t xml:space="preserve"> </w:t>
+      </w:r>
+      <w:r>
+        <w:rPr>
+          <w:rStyle w:val="StringTok"/>
+        </w:rPr>
+        <w:t xml:space="preserve">"green"</w:t>
+      </w:r>
+      <w:r>
+        <w:br/>
+      </w:r>
+      <w:r>
+        <w:rPr>
+          <w:rStyle w:val="NormalTok"/>
+        </w:rPr>
+        <w:t xml:space="preserve">)</w:t>
+      </w:r>
+      <w:r>
+        <w:br/>
+      </w:r>
+      <w:r>
+        <w:br/>
+      </w:r>
+      <w:r>
+        <w:rPr>
+          <w:rStyle w:val="CommentTok"/>
+        </w:rPr>
+        <w:t xml:space="preserve"># Extract longitude and latitude from the spatial object</w:t>
+      </w:r>
+      <w:r>
+        <w:br/>
+      </w:r>
+      <w:r>
+        <w:rPr>
+          <w:rStyle w:val="NormalTok"/>
+        </w:rPr>
+        <w:t xml:space="preserve">dat_clean_coords </w:t>
+      </w:r>
+      <w:r>
+        <w:rPr>
+          <w:rStyle w:val="OtherTok"/>
+        </w:rPr>
+        <w:t xml:space="preserve">&lt;-</w:t>
+      </w:r>
+      <w:r>
+        <w:rPr>
+          <w:rStyle w:val="NormalTok"/>
+        </w:rPr>
+        <w:t xml:space="preserve"> </w:t>
+      </w:r>
+      <w:r>
+        <w:rPr>
+          <w:rStyle w:val="FunctionTok"/>
+        </w:rPr>
+        <w:t xml:space="preserve">st_coordinates</w:t>
+      </w:r>
+      <w:r>
+        <w:rPr>
+          <w:rStyle w:val="NormalTok"/>
+        </w:rPr>
+        <w:t xml:space="preserve">(dat_clean)</w:t>
+      </w:r>
+      <w:r>
+        <w:br/>
+      </w:r>
+      <w:r>
+        <w:br/>
+      </w:r>
+      <w:r>
+        <w:rPr>
+          <w:rStyle w:val="CommentTok"/>
+        </w:rPr>
+        <w:t xml:space="preserve"># Add the extracted coordinates back to the data frame</w:t>
+      </w:r>
+      <w:r>
+        <w:br/>
+      </w:r>
+      <w:r>
+        <w:rPr>
+          <w:rStyle w:val="NormalTok"/>
+        </w:rPr>
+        <w:t xml:space="preserve">dat_clean </w:t>
+      </w:r>
+      <w:r>
+        <w:rPr>
+          <w:rStyle w:val="OtherTok"/>
+        </w:rPr>
+        <w:t xml:space="preserve">&lt;-</w:t>
+      </w:r>
+      <w:r>
+        <w:rPr>
+          <w:rStyle w:val="NormalTok"/>
+        </w:rPr>
+        <w:t xml:space="preserve"> </w:t>
+      </w:r>
+      <w:r>
+        <w:rPr>
+          <w:rStyle w:val="FunctionTok"/>
+        </w:rPr>
+        <w:t xml:space="preserve">cbind</w:t>
+      </w:r>
+      <w:r>
+        <w:rPr>
+          <w:rStyle w:val="NormalTok"/>
+        </w:rPr>
+        <w:t xml:space="preserve">(dat_clean, dat_clean_coords)</w:t>
+      </w:r>
+      <w:r>
+        <w:br/>
+      </w:r>
+      <w:r>
+        <w:br/>
+      </w:r>
+      <w:r>
+        <w:rPr>
+          <w:rStyle w:val="CommentTok"/>
+        </w:rPr>
+        <w:t xml:space="preserve"># Plot the data again</w:t>
+      </w:r>
+      <w:r>
+        <w:br/>
+      </w:r>
+      <w:r>
+        <w:rPr>
+          <w:rStyle w:val="NormalTok"/>
+        </w:rPr>
+        <w:t xml:space="preserve">p_MaCoR </w:t>
+      </w:r>
+      <w:r>
+        <w:rPr>
+          <w:rStyle w:val="OtherTok"/>
+        </w:rPr>
+        <w:t xml:space="preserve">&lt;-</w:t>
+      </w:r>
+      <w:r>
+        <w:rPr>
+          <w:rStyle w:val="NormalTok"/>
+        </w:rPr>
+        <w:t xml:space="preserve"> </w:t>
+      </w:r>
+      <w:r>
+        <w:rPr>
+          <w:rStyle w:val="FunctionTok"/>
+        </w:rPr>
+        <w:t xml:space="preserve">ggplot</w:t>
+      </w:r>
+      <w:r>
+        <w:rPr>
+          <w:rStyle w:val="NormalTok"/>
+        </w:rPr>
+        <w:t xml:space="preserve">() </w:t>
+      </w:r>
+      <w:r>
+        <w:rPr>
+          <w:rStyle w:val="SpecialCharTok"/>
+        </w:rPr>
+        <w:t xml:space="preserve">+</w:t>
+      </w:r>
+      <w:r>
+        <w:br/>
+      </w:r>
+      <w:r>
+        <w:rPr>
+          <w:rStyle w:val="NormalTok"/>
+        </w:rPr>
+        <w:t xml:space="preserve">  </w:t>
+      </w:r>
+      <w:r>
+        <w:rPr>
+          <w:rStyle w:val="CommentTok"/>
+        </w:rPr>
+        <w:t xml:space="preserve"># Plot the filtered shapefile map of Comoros</w:t>
+      </w:r>
+      <w:r>
+        <w:br/>
+      </w:r>
+      <w:r>
+        <w:rPr>
+          <w:rStyle w:val="NormalTok"/>
+        </w:rPr>
+        <w:t xml:space="preserve">  </w:t>
+      </w:r>
+      <w:r>
+        <w:rPr>
+          <w:rStyle w:val="FunctionTok"/>
+        </w:rPr>
+        <w:t xml:space="preserve">geom_sf</w:t>
+      </w:r>
+      <w:r>
+        <w:rPr>
+          <w:rStyle w:val="NormalTok"/>
+        </w:rPr>
+        <w:t xml:space="preserve">(</w:t>
+      </w:r>
+      <w:r>
+        <w:rPr>
+          <w:rStyle w:val="AttributeTok"/>
+        </w:rPr>
+        <w:t xml:space="preserve">data =</w:t>
+      </w:r>
+      <w:r>
+        <w:rPr>
+          <w:rStyle w:val="NormalTok"/>
+        </w:rPr>
+        <w:t xml:space="preserve"> comoros_data, </w:t>
+      </w:r>
+      <w:r>
+        <w:rPr>
+          <w:rStyle w:val="AttributeTok"/>
+        </w:rPr>
+        <w:t xml:space="preserve">fill =</w:t>
+      </w:r>
+      <w:r>
+        <w:rPr>
+          <w:rStyle w:val="NormalTok"/>
+        </w:rPr>
+        <w:t xml:space="preserve"> </w:t>
+      </w:r>
+      <w:r>
+        <w:rPr>
+          <w:rStyle w:val="StringTok"/>
+        </w:rPr>
+        <w:t xml:space="preserve">"lightgray"</w:t>
+      </w:r>
+      <w:r>
+        <w:rPr>
+          <w:rStyle w:val="NormalTok"/>
+        </w:rPr>
+        <w:t xml:space="preserve">, </w:t>
+      </w:r>
+      <w:r>
+        <w:rPr>
+          <w:rStyle w:val="AttributeTok"/>
+        </w:rPr>
+        <w:t xml:space="preserve">color =</w:t>
+      </w:r>
+      <w:r>
+        <w:rPr>
+          <w:rStyle w:val="NormalTok"/>
+        </w:rPr>
+        <w:t xml:space="preserve"> </w:t>
+      </w:r>
+      <w:r>
+        <w:rPr>
+          <w:rStyle w:val="StringTok"/>
+        </w:rPr>
+        <w:t xml:space="preserve">"black"</w:t>
+      </w:r>
+      <w:r>
+        <w:rPr>
+          <w:rStyle w:val="NormalTok"/>
+        </w:rPr>
+        <w:t xml:space="preserve">) </w:t>
+      </w:r>
+      <w:r>
+        <w:rPr>
+          <w:rStyle w:val="SpecialCharTok"/>
+        </w:rPr>
+        <w:t xml:space="preserve">+</w:t>
+      </w:r>
+      <w:r>
+        <w:br/>
+      </w:r>
+      <w:r>
+        <w:rPr>
+          <w:rStyle w:val="NormalTok"/>
+        </w:rPr>
+        <w:t xml:space="preserve">  </w:t>
+      </w:r>
+      <w:r>
+        <w:rPr>
+          <w:rStyle w:val="CommentTok"/>
+        </w:rPr>
+        <w:t xml:space="preserve"># Plot points with reduced size</w:t>
+      </w:r>
+      <w:r>
+        <w:br/>
+      </w:r>
+      <w:r>
+        <w:rPr>
+          <w:rStyle w:val="NormalTok"/>
+        </w:rPr>
+        <w:t xml:space="preserve">  </w:t>
+      </w:r>
+      <w:r>
+        <w:rPr>
+          <w:rStyle w:val="FunctionTok"/>
+        </w:rPr>
+        <w:t xml:space="preserve">geom_point</w:t>
+      </w:r>
+      <w:r>
+        <w:rPr>
+          <w:rStyle w:val="NormalTok"/>
+        </w:rPr>
+        <w:t xml:space="preserve">(</w:t>
+      </w:r>
+      <w:r>
+        <w:rPr>
+          <w:rStyle w:val="AttributeTok"/>
+        </w:rPr>
+        <w:t xml:space="preserve">data =</w:t>
+      </w:r>
+      <w:r>
+        <w:rPr>
+          <w:rStyle w:val="NormalTok"/>
+        </w:rPr>
+        <w:t xml:space="preserve"> dat_clean, </w:t>
+      </w:r>
+      <w:r>
+        <w:rPr>
+          <w:rStyle w:val="FunctionTok"/>
+        </w:rPr>
+        <w:t xml:space="preserve">aes</w:t>
+      </w:r>
+      <w:r>
+        <w:rPr>
+          <w:rStyle w:val="NormalTok"/>
+        </w:rPr>
+        <w:t xml:space="preserve">(</w:t>
+      </w:r>
+      <w:r>
+        <w:rPr>
+          <w:rStyle w:val="AttributeTok"/>
+        </w:rPr>
+        <w:t xml:space="preserve">x =</w:t>
+      </w:r>
+      <w:r>
+        <w:rPr>
+          <w:rStyle w:val="NormalTok"/>
+        </w:rPr>
+        <w:t xml:space="preserve"> X, </w:t>
+      </w:r>
+      <w:r>
+        <w:rPr>
+          <w:rStyle w:val="AttributeTok"/>
+        </w:rPr>
+        <w:t xml:space="preserve">y =</w:t>
+      </w:r>
+      <w:r>
+        <w:rPr>
+          <w:rStyle w:val="NormalTok"/>
+        </w:rPr>
+        <w:t xml:space="preserve"> Y, </w:t>
+      </w:r>
+      <w:r>
+        <w:rPr>
+          <w:rStyle w:val="AttributeTok"/>
+        </w:rPr>
+        <w:t xml:space="preserve">color =</w:t>
+      </w:r>
+      <w:r>
+        <w:rPr>
+          <w:rStyle w:val="NormalTok"/>
+        </w:rPr>
+        <w:t xml:space="preserve"> iucn_status), </w:t>
+      </w:r>
+      <w:r>
+        <w:rPr>
+          <w:rStyle w:val="AttributeTok"/>
+        </w:rPr>
+        <w:t xml:space="preserve">size =</w:t>
+      </w:r>
+      <w:r>
+        <w:rPr>
+          <w:rStyle w:val="NormalTok"/>
+        </w:rPr>
+        <w:t xml:space="preserve"> </w:t>
+      </w:r>
+      <w:r>
+        <w:rPr>
+          <w:rStyle w:val="FloatTok"/>
+        </w:rPr>
+        <w:t xml:space="preserve">2.5</w:t>
+      </w:r>
+      <w:r>
+        <w:rPr>
+          <w:rStyle w:val="NormalTok"/>
+        </w:rPr>
+        <w:t xml:space="preserve">) </w:t>
+      </w:r>
+      <w:r>
+        <w:rPr>
+          <w:rStyle w:val="SpecialCharTok"/>
+        </w:rPr>
+        <w:t xml:space="preserve">+</w:t>
+      </w:r>
+      <w:r>
+        <w:br/>
+      </w:r>
+      <w:r>
+        <w:rPr>
+          <w:rStyle w:val="NormalTok"/>
+        </w:rPr>
+        <w:t xml:space="preserve">  </w:t>
+      </w:r>
+      <w:r>
+        <w:rPr>
+          <w:rStyle w:val="CommentTok"/>
+        </w:rPr>
+        <w:t xml:space="preserve"># Apply IUCN colors</w:t>
+      </w:r>
+      <w:r>
+        <w:br/>
+      </w:r>
+      <w:r>
+        <w:rPr>
+          <w:rStyle w:val="NormalTok"/>
+        </w:rPr>
+        <w:t xml:space="preserve">  </w:t>
+      </w:r>
+      <w:r>
+        <w:rPr>
+          <w:rStyle w:val="FunctionTok"/>
+        </w:rPr>
+        <w:t xml:space="preserve">scale_color_manual</w:t>
+      </w:r>
+      <w:r>
+        <w:rPr>
+          <w:rStyle w:val="NormalTok"/>
+        </w:rPr>
+        <w:t xml:space="preserve">(</w:t>
+      </w:r>
+      <w:r>
+        <w:rPr>
+          <w:rStyle w:val="AttributeTok"/>
+        </w:rPr>
+        <w:t xml:space="preserve">values =</w:t>
+      </w:r>
+      <w:r>
+        <w:rPr>
+          <w:rStyle w:val="NormalTok"/>
+        </w:rPr>
+        <w:t xml:space="preserve"> iucn_colors) </w:t>
+      </w:r>
+      <w:r>
+        <w:rPr>
+          <w:rStyle w:val="SpecialCharTok"/>
+        </w:rPr>
+        <w:t xml:space="preserve">+</w:t>
+      </w:r>
+      <w:r>
+        <w:br/>
+      </w:r>
+      <w:r>
+        <w:rPr>
+          <w:rStyle w:val="NormalTok"/>
+        </w:rPr>
+        <w:t xml:space="preserve">  </w:t>
+      </w:r>
+      <w:r>
+        <w:rPr>
+          <w:rStyle w:val="CommentTok"/>
+        </w:rPr>
+        <w:t xml:space="preserve"># Add title and labels</w:t>
+      </w:r>
+      <w:r>
+        <w:br/>
+      </w:r>
+      <w:r>
+        <w:rPr>
+          <w:rStyle w:val="NormalTok"/>
+        </w:rPr>
+        <w:t xml:space="preserve">  </w:t>
+      </w:r>
+      <w:r>
+        <w:rPr>
+          <w:rStyle w:val="FunctionTok"/>
+        </w:rPr>
+        <w:t xml:space="preserve">labs</w:t>
+      </w:r>
+      <w:r>
+        <w:rPr>
+          <w:rStyle w:val="NormalTok"/>
+        </w:rPr>
+        <w:t xml:space="preserve">(</w:t>
+      </w:r>
+      <w:r>
+        <w:br/>
+      </w:r>
+      <w:r>
+        <w:rPr>
+          <w:rStyle w:val="NormalTok"/>
+        </w:rPr>
+        <w:t xml:space="preserve">    </w:t>
+      </w:r>
+      <w:r>
+        <w:rPr>
+          <w:rStyle w:val="AttributeTok"/>
+        </w:rPr>
+        <w:t xml:space="preserve">title =</w:t>
+      </w:r>
+      <w:r>
+        <w:rPr>
+          <w:rStyle w:val="NormalTok"/>
+        </w:rPr>
+        <w:t xml:space="preserve"> </w:t>
+      </w:r>
+      <w:r>
+        <w:rPr>
+          <w:rStyle w:val="StringTok"/>
+        </w:rPr>
+        <w:t xml:space="preserve">""</w:t>
+      </w:r>
+      <w:r>
+        <w:rPr>
+          <w:rStyle w:val="NormalTok"/>
+        </w:rPr>
+        <w:t xml:space="preserve">,</w:t>
+      </w:r>
+      <w:r>
+        <w:br/>
+      </w:r>
+      <w:r>
+        <w:rPr>
+          <w:rStyle w:val="NormalTok"/>
+        </w:rPr>
+        <w:t xml:space="preserve">    </w:t>
+      </w:r>
+      <w:r>
+        <w:rPr>
+          <w:rStyle w:val="AttributeTok"/>
+        </w:rPr>
+        <w:t xml:space="preserve">x =</w:t>
+      </w:r>
+      <w:r>
+        <w:rPr>
+          <w:rStyle w:val="NormalTok"/>
+        </w:rPr>
+        <w:t xml:space="preserve"> </w:t>
+      </w:r>
+      <w:r>
+        <w:rPr>
+          <w:rStyle w:val="StringTok"/>
+        </w:rPr>
+        <w:t xml:space="preserve">"Longitude"</w:t>
+      </w:r>
+      <w:r>
+        <w:rPr>
+          <w:rStyle w:val="NormalTok"/>
+        </w:rPr>
+        <w:t xml:space="preserve">,</w:t>
+      </w:r>
+      <w:r>
+        <w:br/>
+      </w:r>
+      <w:r>
+        <w:rPr>
+          <w:rStyle w:val="NormalTok"/>
+        </w:rPr>
+        <w:t xml:space="preserve">    </w:t>
+      </w:r>
+      <w:r>
+        <w:rPr>
+          <w:rStyle w:val="AttributeTok"/>
+        </w:rPr>
+        <w:t xml:space="preserve">y =</w:t>
+      </w:r>
+      <w:r>
+        <w:rPr>
+          <w:rStyle w:val="NormalTok"/>
+        </w:rPr>
+        <w:t xml:space="preserve"> </w:t>
+      </w:r>
+      <w:r>
+        <w:rPr>
+          <w:rStyle w:val="StringTok"/>
+        </w:rPr>
+        <w:t xml:space="preserve">"Latitude"</w:t>
+      </w:r>
+      <w:r>
+        <w:rPr>
+          <w:rStyle w:val="NormalTok"/>
+        </w:rPr>
+        <w:t xml:space="preserve">,</w:t>
+      </w:r>
+      <w:r>
+        <w:br/>
+      </w:r>
+      <w:r>
+        <w:rPr>
+          <w:rStyle w:val="NormalTok"/>
+        </w:rPr>
+        <w:t xml:space="preserve">    </w:t>
+      </w:r>
+      <w:r>
+        <w:rPr>
+          <w:rStyle w:val="AttributeTok"/>
+        </w:rPr>
+        <w:t xml:space="preserve">color =</w:t>
+      </w:r>
+      <w:r>
+        <w:rPr>
+          <w:rStyle w:val="NormalTok"/>
+        </w:rPr>
+        <w:t xml:space="preserve"> </w:t>
+      </w:r>
+      <w:r>
+        <w:rPr>
+          <w:rStyle w:val="StringTok"/>
+        </w:rPr>
+        <w:t xml:space="preserve">""</w:t>
+      </w:r>
+      <w:r>
+        <w:br/>
+      </w:r>
+      <w:r>
+        <w:rPr>
+          <w:rStyle w:val="NormalTok"/>
+        </w:rPr>
+        <w:t xml:space="preserve">  ) </w:t>
+      </w:r>
+      <w:r>
+        <w:rPr>
+          <w:rStyle w:val="SpecialCharTok"/>
+        </w:rPr>
+        <w:t xml:space="preserve">+</w:t>
+      </w:r>
+      <w:r>
+        <w:br/>
+      </w:r>
+      <w:r>
+        <w:rPr>
+          <w:rStyle w:val="NormalTok"/>
+        </w:rPr>
+        <w:t xml:space="preserve">  </w:t>
+      </w:r>
+      <w:r>
+        <w:rPr>
+          <w:rStyle w:val="CommentTok"/>
+        </w:rPr>
+        <w:t xml:space="preserve"># Adjust xlim and ylim for clarity</w:t>
+      </w:r>
+      <w:r>
+        <w:br/>
+      </w:r>
+      <w:r>
+        <w:rPr>
+          <w:rStyle w:val="NormalTok"/>
+        </w:rPr>
+        <w:t xml:space="preserve">  </w:t>
+      </w:r>
+      <w:r>
+        <w:rPr>
+          <w:rStyle w:val="FunctionTok"/>
+        </w:rPr>
+        <w:t xml:space="preserve">coord_sf</w:t>
+      </w:r>
+      <w:r>
+        <w:rPr>
+          <w:rStyle w:val="NormalTok"/>
+        </w:rPr>
+        <w:t xml:space="preserve">(</w:t>
+      </w:r>
+      <w:r>
+        <w:rPr>
+          <w:rStyle w:val="AttributeTok"/>
+        </w:rPr>
+        <w:t xml:space="preserve">xlim =</w:t>
+      </w:r>
+      <w:r>
+        <w:rPr>
+          <w:rStyle w:val="NormalTok"/>
+        </w:rPr>
+        <w:t xml:space="preserve"> </w:t>
+      </w:r>
+      <w:r>
+        <w:rPr>
+          <w:rStyle w:val="FunctionTok"/>
+        </w:rPr>
+        <w:t xml:space="preserve">c</w:t>
+      </w:r>
+      <w:r>
+        <w:rPr>
+          <w:rStyle w:val="NormalTok"/>
+        </w:rPr>
+        <w:t xml:space="preserve">(</w:t>
+      </w:r>
+      <w:r>
+        <w:rPr>
+          <w:rStyle w:val="DecValTok"/>
+        </w:rPr>
+        <w:t xml:space="preserve">43</w:t>
+      </w:r>
+      <w:r>
+        <w:rPr>
+          <w:rStyle w:val="NormalTok"/>
+        </w:rPr>
+        <w:t xml:space="preserve">, </w:t>
+      </w:r>
+      <w:r>
+        <w:rPr>
+          <w:rStyle w:val="DecValTok"/>
+        </w:rPr>
+        <w:t xml:space="preserve">45</w:t>
+      </w:r>
+      <w:r>
+        <w:rPr>
+          <w:rStyle w:val="NormalTok"/>
+        </w:rPr>
+        <w:t xml:space="preserve">), </w:t>
+      </w:r>
+      <w:r>
+        <w:rPr>
+          <w:rStyle w:val="AttributeTok"/>
+        </w:rPr>
+        <w:t xml:space="preserve">ylim =</w:t>
+      </w:r>
+      <w:r>
+        <w:rPr>
+          <w:rStyle w:val="NormalTok"/>
+        </w:rPr>
+        <w:t xml:space="preserve"> </w:t>
+      </w:r>
+      <w:r>
+        <w:rPr>
+          <w:rStyle w:val="FunctionTok"/>
+        </w:rPr>
+        <w:t xml:space="preserve">c</w:t>
+      </w:r>
+      <w:r>
+        <w:rPr>
+          <w:rStyle w:val="NormalTok"/>
+        </w:rPr>
+        <w:t xml:space="preserve">(</w:t>
+      </w:r>
+      <w:r>
+        <w:rPr>
+          <w:rStyle w:val="SpecialCharTok"/>
+        </w:rPr>
+        <w:t xml:space="preserve">-</w:t>
+      </w:r>
+      <w:r>
+        <w:rPr>
+          <w:rStyle w:val="FloatTok"/>
+        </w:rPr>
+        <w:t xml:space="preserve">12.7</w:t>
+      </w:r>
+      <w:r>
+        <w:rPr>
+          <w:rStyle w:val="NormalTok"/>
+        </w:rPr>
+        <w:t xml:space="preserve">, </w:t>
+      </w:r>
+      <w:r>
+        <w:rPr>
+          <w:rStyle w:val="SpecialCharTok"/>
+        </w:rPr>
+        <w:t xml:space="preserve">-</w:t>
+      </w:r>
+      <w:r>
+        <w:rPr>
+          <w:rStyle w:val="DecValTok"/>
+        </w:rPr>
+        <w:t xml:space="preserve">11</w:t>
+      </w:r>
+      <w:r>
+        <w:rPr>
+          <w:rStyle w:val="NormalTok"/>
+        </w:rPr>
+        <w:t xml:space="preserve">), </w:t>
+      </w:r>
+      <w:r>
+        <w:rPr>
+          <w:rStyle w:val="AttributeTok"/>
+        </w:rPr>
+        <w:t xml:space="preserve">expand =</w:t>
+      </w:r>
+      <w:r>
+        <w:rPr>
+          <w:rStyle w:val="NormalTok"/>
+        </w:rPr>
+        <w:t xml:space="preserve"> </w:t>
+      </w:r>
+      <w:r>
+        <w:rPr>
+          <w:rStyle w:val="ConstantTok"/>
+        </w:rPr>
+        <w:t xml:space="preserve">FALSE</w:t>
+      </w:r>
+      <w:r>
+        <w:rPr>
+          <w:rStyle w:val="NormalTok"/>
+        </w:rPr>
+        <w:t xml:space="preserve">) </w:t>
+      </w:r>
+      <w:r>
+        <w:rPr>
+          <w:rStyle w:val="SpecialCharTok"/>
+        </w:rPr>
+        <w:t xml:space="preserve">+</w:t>
+      </w:r>
+      <w:r>
+        <w:br/>
+      </w:r>
+      <w:r>
+        <w:rPr>
+          <w:rStyle w:val="NormalTok"/>
+        </w:rPr>
+        <w:t xml:space="preserve">  </w:t>
+      </w:r>
+      <w:r>
+        <w:rPr>
+          <w:rStyle w:val="CommentTok"/>
+        </w:rPr>
+        <w:t xml:space="preserve"># Minimal theme with reduced margins</w:t>
+      </w:r>
+      <w:r>
+        <w:br/>
+      </w:r>
+      <w:r>
+        <w:rPr>
+          <w:rStyle w:val="NormalTok"/>
+        </w:rPr>
+        <w:t xml:space="preserve">  </w:t>
+      </w:r>
+      <w:r>
+        <w:rPr>
+          <w:rStyle w:val="FunctionTok"/>
+        </w:rPr>
+        <w:t xml:space="preserve">theme_minimal</w:t>
+      </w:r>
+      <w:r>
+        <w:rPr>
+          <w:rStyle w:val="NormalTok"/>
+        </w:rPr>
+        <w:t xml:space="preserve">() </w:t>
+      </w:r>
+      <w:r>
+        <w:rPr>
+          <w:rStyle w:val="SpecialCharTok"/>
+        </w:rPr>
+        <w:t xml:space="preserve">+</w:t>
+      </w:r>
+      <w:r>
+        <w:br/>
+      </w:r>
+      <w:r>
+        <w:rPr>
+          <w:rStyle w:val="NormalTok"/>
+        </w:rPr>
+        <w:t xml:space="preserve">  </w:t>
+      </w:r>
+      <w:r>
+        <w:rPr>
+          <w:rStyle w:val="FunctionTok"/>
+        </w:rPr>
+        <w:t xml:space="preserve">theme</w:t>
+      </w:r>
+      <w:r>
+        <w:rPr>
+          <w:rStyle w:val="NormalTok"/>
+        </w:rPr>
+        <w:t xml:space="preserve">(</w:t>
+      </w:r>
+      <w:r>
+        <w:br/>
+      </w:r>
+      <w:r>
+        <w:rPr>
+          <w:rStyle w:val="NormalTok"/>
+        </w:rPr>
+        <w:t xml:space="preserve">    </w:t>
+      </w:r>
+      <w:r>
+        <w:rPr>
+          <w:rStyle w:val="AttributeTok"/>
+        </w:rPr>
+        <w:t xml:space="preserve">legend.position =</w:t>
+      </w:r>
+      <w:r>
+        <w:rPr>
+          <w:rStyle w:val="NormalTok"/>
+        </w:rPr>
+        <w:t xml:space="preserve"> </w:t>
+      </w:r>
+      <w:r>
+        <w:rPr>
+          <w:rStyle w:val="StringTok"/>
+        </w:rPr>
+        <w:t xml:space="preserve">"bottom"</w:t>
+      </w:r>
+      <w:r>
+        <w:rPr>
+          <w:rStyle w:val="NormalTok"/>
+        </w:rPr>
+        <w:t xml:space="preserve">,       </w:t>
+      </w:r>
+      <w:r>
+        <w:rPr>
+          <w:rStyle w:val="CommentTok"/>
+        </w:rPr>
+        <w:t xml:space="preserve"># Place the legend at the bottom</w:t>
+      </w:r>
+      <w:r>
+        <w:br/>
+      </w:r>
+      <w:r>
+        <w:rPr>
+          <w:rStyle w:val="NormalTok"/>
+        </w:rPr>
+        <w:t xml:space="preserve">    </w:t>
+      </w:r>
+      <w:r>
+        <w:rPr>
+          <w:rStyle w:val="AttributeTok"/>
+        </w:rPr>
+        <w:t xml:space="preserve">plot.margin =</w:t>
+      </w:r>
+      <w:r>
+        <w:rPr>
+          <w:rStyle w:val="NormalTok"/>
+        </w:rPr>
+        <w:t xml:space="preserve"> </w:t>
+      </w:r>
+      <w:r>
+        <w:rPr>
+          <w:rStyle w:val="FunctionTok"/>
+        </w:rPr>
+        <w:t xml:space="preserve">unit</w:t>
+      </w:r>
+      <w:r>
+        <w:rPr>
+          <w:rStyle w:val="NormalTok"/>
+        </w:rPr>
+        <w:t xml:space="preserve">(</w:t>
+      </w:r>
+      <w:r>
+        <w:rPr>
+          <w:rStyle w:val="FunctionTok"/>
+        </w:rPr>
+        <w:t xml:space="preserve">c</w:t>
+      </w:r>
+      <w:r>
+        <w:rPr>
+          <w:rStyle w:val="NormalTok"/>
+        </w:rPr>
+        <w:t xml:space="preserve">(</w:t>
+      </w:r>
+      <w:r>
+        <w:rPr>
+          <w:rStyle w:val="FloatTok"/>
+        </w:rPr>
+        <w:t xml:space="preserve">0.5</w:t>
+      </w:r>
+      <w:r>
+        <w:rPr>
+          <w:rStyle w:val="NormalTok"/>
+        </w:rPr>
+        <w:t xml:space="preserve">, </w:t>
+      </w:r>
+      <w:r>
+        <w:rPr>
+          <w:rStyle w:val="FloatTok"/>
+        </w:rPr>
+        <w:t xml:space="preserve">0.5</w:t>
+      </w:r>
+      <w:r>
+        <w:rPr>
+          <w:rStyle w:val="NormalTok"/>
+        </w:rPr>
+        <w:t xml:space="preserve">, </w:t>
+      </w:r>
+      <w:r>
+        <w:rPr>
+          <w:rStyle w:val="FloatTok"/>
+        </w:rPr>
+        <w:t xml:space="preserve">0.5</w:t>
+      </w:r>
+      <w:r>
+        <w:rPr>
+          <w:rStyle w:val="NormalTok"/>
+        </w:rPr>
+        <w:t xml:space="preserve">, </w:t>
+      </w:r>
+      <w:r>
+        <w:rPr>
+          <w:rStyle w:val="FloatTok"/>
+        </w:rPr>
+        <w:t xml:space="preserve">0.5</w:t>
+      </w:r>
+      <w:r>
+        <w:rPr>
+          <w:rStyle w:val="NormalTok"/>
+        </w:rPr>
+        <w:t xml:space="preserve">), </w:t>
+      </w:r>
+      <w:r>
+        <w:rPr>
+          <w:rStyle w:val="StringTok"/>
+        </w:rPr>
+        <w:t xml:space="preserve">"cm"</w:t>
+      </w:r>
+      <w:r>
+        <w:rPr>
+          <w:rStyle w:val="NormalTok"/>
+        </w:rPr>
+        <w:t xml:space="preserve">), </w:t>
+      </w:r>
+      <w:r>
+        <w:rPr>
+          <w:rStyle w:val="CommentTok"/>
+        </w:rPr>
+        <w:t xml:space="preserve"># Adjust margins for more space</w:t>
+      </w:r>
+      <w:r>
+        <w:br/>
+      </w:r>
+      <w:r>
+        <w:rPr>
+          <w:rStyle w:val="NormalTok"/>
+        </w:rPr>
+        <w:t xml:space="preserve">    </w:t>
+      </w:r>
+      <w:r>
+        <w:rPr>
+          <w:rStyle w:val="AttributeTok"/>
+        </w:rPr>
+        <w:t xml:space="preserve">axis.title =</w:t>
+      </w:r>
+      <w:r>
+        <w:rPr>
+          <w:rStyle w:val="NormalTok"/>
+        </w:rPr>
+        <w:t xml:space="preserve"> </w:t>
+      </w:r>
+      <w:r>
+        <w:rPr>
+          <w:rStyle w:val="FunctionTok"/>
+        </w:rPr>
+        <w:t xml:space="preserve">element_text</w:t>
+      </w:r>
+      <w:r>
+        <w:rPr>
+          <w:rStyle w:val="NormalTok"/>
+        </w:rPr>
+        <w:t xml:space="preserve">(</w:t>
+      </w:r>
+      <w:r>
+        <w:rPr>
+          <w:rStyle w:val="AttributeTok"/>
+        </w:rPr>
+        <w:t xml:space="preserve">size =</w:t>
+      </w:r>
+      <w:r>
+        <w:rPr>
+          <w:rStyle w:val="NormalTok"/>
+        </w:rPr>
+        <w:t xml:space="preserve"> </w:t>
+      </w:r>
+      <w:r>
+        <w:rPr>
+          <w:rStyle w:val="DecValTok"/>
+        </w:rPr>
+        <w:t xml:space="preserve">12</w:t>
+      </w:r>
+      <w:r>
+        <w:rPr>
+          <w:rStyle w:val="NormalTok"/>
+        </w:rPr>
+        <w:t xml:space="preserve">),           </w:t>
+      </w:r>
+      <w:r>
+        <w:rPr>
+          <w:rStyle w:val="CommentTok"/>
+        </w:rPr>
+        <w:t xml:space="preserve"># Increase axis label size</w:t>
+      </w:r>
+      <w:r>
+        <w:br/>
+      </w:r>
+      <w:r>
+        <w:rPr>
+          <w:rStyle w:val="NormalTok"/>
+        </w:rPr>
+        <w:t xml:space="preserve">    </w:t>
+      </w:r>
+      <w:r>
+        <w:rPr>
+          <w:rStyle w:val="AttributeTok"/>
+        </w:rPr>
+        <w:t xml:space="preserve">plot.title =</w:t>
+      </w:r>
+      <w:r>
+        <w:rPr>
+          <w:rStyle w:val="NormalTok"/>
+        </w:rPr>
+        <w:t xml:space="preserve"> </w:t>
+      </w:r>
+      <w:r>
+        <w:rPr>
+          <w:rStyle w:val="FunctionTok"/>
+        </w:rPr>
+        <w:t xml:space="preserve">element_text</w:t>
+      </w:r>
+      <w:r>
+        <w:rPr>
+          <w:rStyle w:val="NormalTok"/>
+        </w:rPr>
+        <w:t xml:space="preserve">(</w:t>
+      </w:r>
+      <w:r>
+        <w:rPr>
+          <w:rStyle w:val="AttributeTok"/>
+        </w:rPr>
+        <w:t xml:space="preserve">size =</w:t>
+      </w:r>
+      <w:r>
+        <w:rPr>
+          <w:rStyle w:val="NormalTok"/>
+        </w:rPr>
+        <w:t xml:space="preserve"> </w:t>
+      </w:r>
+      <w:r>
+        <w:rPr>
+          <w:rStyle w:val="DecValTok"/>
+        </w:rPr>
+        <w:t xml:space="preserve">16</w:t>
+      </w:r>
+      <w:r>
+        <w:rPr>
+          <w:rStyle w:val="NormalTok"/>
+        </w:rPr>
+        <w:t xml:space="preserve">, </w:t>
+      </w:r>
+      <w:r>
+        <w:rPr>
+          <w:rStyle w:val="AttributeTok"/>
+        </w:rPr>
+        <w:t xml:space="preserve">hjust =</w:t>
+      </w:r>
+      <w:r>
+        <w:rPr>
+          <w:rStyle w:val="NormalTok"/>
+        </w:rPr>
+        <w:t xml:space="preserve"> </w:t>
+      </w:r>
+      <w:r>
+        <w:rPr>
+          <w:rStyle w:val="FloatTok"/>
+        </w:rPr>
+        <w:t xml:space="preserve">0.5</w:t>
+      </w:r>
+      <w:r>
+        <w:rPr>
+          <w:rStyle w:val="NormalTok"/>
+        </w:rPr>
+        <w:t xml:space="preserve">) </w:t>
+      </w:r>
+      <w:r>
+        <w:rPr>
+          <w:rStyle w:val="CommentTok"/>
+        </w:rPr>
+        <w:t xml:space="preserve"># Center and enlarge title</w:t>
+      </w:r>
+      <w:r>
+        <w:br/>
+      </w:r>
+      <w:r>
+        <w:rPr>
+          <w:rStyle w:val="NormalTok"/>
+        </w:rPr>
+        <w:t xml:space="preserve">  )</w:t>
+      </w:r>
+      <w:r>
+        <w:br/>
+      </w:r>
+      <w:r>
+        <w:br/>
+      </w:r>
+      <w:r>
+        <w:rPr>
+          <w:rStyle w:val="NormalTok"/>
+        </w:rPr>
+        <w:t xml:space="preserve">p_MaCoR</w:t>
+      </w:r>
+    </w:p>
+    <w:p>
+      <w:pPr>
+        <w:pStyle w:val="FirstParagraph"/>
+      </w:pPr>
+      <w:r>
+        <w:drawing>
+          <wp:inline>
+            <wp:extent cx="4620126" cy="3696101"/>
+            <wp:effectExtent b="0" l="0" r="0" t="0"/>
+            <wp:docPr descr="" title="" id="37" name="Picture"/>
+            <a:graphic>
+              <a:graphicData uri="http://schemas.openxmlformats.org/drawingml/2006/picture">
+                <pic:pic>
+                  <pic:nvPicPr>
+                    <pic:cNvPr descr="Criteria_D_Analysis_NCRA_Comoros_files/figure-docx/unnamed-chunk-13-1.png" id="38" name="Picture"/>
+                    <pic:cNvPicPr>
+                      <a:picLocks noChangeArrowheads="1" noChangeAspect="1"/>
+                    </pic:cNvPicPr>
+                  </pic:nvPicPr>
+                  <pic:blipFill>
+                    <a:blip r:embed="rId36"/>
+                    <a:stretch>
+                      <a:fillRect/>
+                    </a:stretch>
+                  </pic:blipFill>
+                  <pic:spPr bwMode="auto">
+                    <a:xfrm>
+                      <a:off x="0" y="0"/>
+                      <a:ext cx="4620126" cy="3696101"/>
+                    </a:xfrm>
+                    <a:prstGeom prst="rect">
+                      <a:avLst/>
+                    </a:prstGeom>
+                    <a:noFill/>
+                    <a:ln w="9525">
+                      <a:noFill/>
+                      <a:headEnd/>
+                      <a:tailEnd/>
+                    </a:ln>
+                  </pic:spPr>
+                </pic:pic>
+              </a:graphicData>
+            </a:graphic>
+          </wp:inline>
+        </w:drawing>
+      </w:r>
+    </w:p>
+    <w:p>
+      <w:pPr>
+        <w:pStyle w:val="SourceCode"/>
+      </w:pPr>
+      <w:r>
+        <w:rPr>
+          <w:rStyle w:val="FunctionTok"/>
+        </w:rPr>
+        <w:t xml:space="preserve">ggsave</w:t>
+      </w:r>
+      <w:r>
+        <w:rPr>
+          <w:rStyle w:val="NormalTok"/>
+        </w:rPr>
+        <w:t xml:space="preserve">(</w:t>
+      </w:r>
+      <w:r>
+        <w:rPr>
+          <w:rStyle w:val="StringTok"/>
+        </w:rPr>
+        <w:t xml:space="preserve">"MaCoR_RS_map.png"</w:t>
+      </w:r>
+      <w:r>
+        <w:rPr>
+          <w:rStyle w:val="NormalTok"/>
+        </w:rPr>
+        <w:t xml:space="preserve">, </w:t>
+      </w:r>
+      <w:r>
+        <w:rPr>
+          <w:rStyle w:val="AttributeTok"/>
+        </w:rPr>
+        <w:t xml:space="preserve">width =</w:t>
+      </w:r>
+      <w:r>
+        <w:rPr>
+          <w:rStyle w:val="NormalTok"/>
+        </w:rPr>
+        <w:t xml:space="preserve"> </w:t>
+      </w:r>
+      <w:r>
+        <w:rPr>
+          <w:rStyle w:val="DecValTok"/>
+        </w:rPr>
+        <w:t xml:space="preserve">12</w:t>
+      </w:r>
+      <w:r>
+        <w:rPr>
+          <w:rStyle w:val="NormalTok"/>
+        </w:rPr>
+        <w:t xml:space="preserve">, </w:t>
+      </w:r>
+      <w:r>
+        <w:rPr>
+          <w:rStyle w:val="AttributeTok"/>
+        </w:rPr>
+        <w:t xml:space="preserve">height =</w:t>
+      </w:r>
+      <w:r>
+        <w:rPr>
+          <w:rStyle w:val="NormalTok"/>
+        </w:rPr>
+        <w:t xml:space="preserve"> </w:t>
+      </w:r>
+      <w:r>
+        <w:rPr>
+          <w:rStyle w:val="DecValTok"/>
+        </w:rPr>
+        <w:t xml:space="preserve">10</w:t>
+      </w:r>
+      <w:r>
+        <w:rPr>
+          <w:rStyle w:val="NormalTok"/>
+        </w:rPr>
+        <w:t xml:space="preserve">, </w:t>
+      </w:r>
+      <w:r>
+        <w:rPr>
+          <w:rStyle w:val="AttributeTok"/>
+        </w:rPr>
+        <w:t xml:space="preserve">dpi =</w:t>
+      </w:r>
+      <w:r>
+        <w:rPr>
+          <w:rStyle w:val="NormalTok"/>
+        </w:rPr>
+        <w:t xml:space="preserve"> </w:t>
+      </w:r>
+      <w:r>
+        <w:rPr>
+          <w:rStyle w:val="DecValTok"/>
+        </w:rPr>
+        <w:t xml:space="preserve">300</w:t>
+      </w:r>
+      <w:r>
+        <w:rPr>
+          <w:rStyle w:val="NormalTok"/>
+        </w:rPr>
+        <w:t xml:space="preserve">, </w:t>
+      </w:r>
+      <w:r>
+        <w:rPr>
+          <w:rStyle w:val="AttributeTok"/>
+        </w:rPr>
+        <w:t xml:space="preserve">bg =</w:t>
+      </w:r>
+      <w:r>
+        <w:rPr>
+          <w:rStyle w:val="NormalTok"/>
+        </w:rPr>
+        <w:t xml:space="preserve"> </w:t>
+      </w:r>
+      <w:r>
+        <w:rPr>
+          <w:rStyle w:val="StringTok"/>
+        </w:rPr>
+        <w:t xml:space="preserve">"white"</w:t>
+      </w:r>
+      <w:r>
+        <w:rPr>
+          <w:rStyle w:val="NormalTok"/>
+        </w:rPr>
+        <w:t xml:space="preserve">)</w:t>
+      </w:r>
+    </w:p>
+    <w:p>
+      <w:pPr>
+        <w:pStyle w:val="CaptionedFigure"/>
+      </w:pPr>
+      <w:r>
+        <w:drawing>
+          <wp:inline>
+            <wp:extent cx="4620126" cy="3696101"/>
+            <wp:effectExtent b="0" l="0" r="0" t="0"/>
+            <wp:docPr descr="Fig. 2; Criteria D results for MaCor included Relative severity versus extent by ecoregion, color-coded by IUCN RLE status. Dashed lines represent threshold values for severity and extent (30%, 50%, 80%)." title="" id="40" name="Picture"/>
+            <a:graphic>
+              <a:graphicData uri="http://schemas.openxmlformats.org/drawingml/2006/picture">
+                <pic:pic>
+                  <pic:nvPicPr>
+                    <pic:cNvPr descr="Criteria_D_Analysis_NCRA_Comoros_files/figure-docx/unnamed-chunk-15-1.png" id="41" name="Picture"/>
+                    <pic:cNvPicPr>
+                      <a:picLocks noChangeArrowheads="1" noChangeAspect="1"/>
+                    </pic:cNvPicPr>
+                  </pic:nvPicPr>
+                  <pic:blipFill>
+                    <a:blip r:embed="rId39"/>
+                    <a:stretch>
+                      <a:fillRect/>
+                    </a:stretch>
+                  </pic:blipFill>
+                  <pic:spPr bwMode="auto">
+                    <a:xfrm>
+                      <a:off x="0" y="0"/>
+                      <a:ext cx="4620126" cy="3696101"/>
+                    </a:xfrm>
+                    <a:prstGeom prst="rect">
+                      <a:avLst/>
+                    </a:prstGeom>
+                    <a:noFill/>
+                    <a:ln w="9525">
+                      <a:noFill/>
+                      <a:headEnd/>
+                      <a:tailEnd/>
+                    </a:ln>
+                  </pic:spPr>
+                </pic:pic>
+              </a:graphicData>
+            </a:graphic>
+          </wp:inline>
+        </w:drawing>
+      </w:r>
+    </w:p>
+    <w:p>
+      <w:pPr>
+        <w:pStyle w:val="ImageCaption"/>
+      </w:pPr>
+      <w:r>
         <w:t xml:space="preserve">Fig. 2; Criteria D results for MaCor included Relative severity versus extent by ecoregion, color-coded by IUCN RLE status. Dashed lines represent threshold values for severity and extent (30%, 50%, 80%).</w:t>
       </w:r>
     </w:p>
-    <w:bookmarkEnd w:id="36"/>
-    <w:bookmarkEnd w:id="37"/>
+    <w:bookmarkEnd w:id="42"/>
+    <w:bookmarkEnd w:id="43"/>
     <w:sectPr/>
   </w:body>
 </w:document>
